--- a/Renuncia/FORMULARIO DECLARACIO´N DE CONFLICTO DE INTERES VF (1).docx
+++ b/Renuncia/FORMULARIO DECLARACIO´N DE CONFLICTO DE INTERES VF (1).docx
@@ -1,6 +1,6 @@
 
 <file path=word/document.xml><?xml version="1.0" encoding="utf-8"?>
-<w:document xmlns:wpc="http://schemas.microsoft.com/office/word/2010/wordprocessingCanvas" xmlns:cx="http://schemas.microsoft.com/office/drawing/2014/chartex" xmlns:cx1="http://schemas.microsoft.com/office/drawing/2015/9/8/chartex" xmlns:cx2="http://schemas.microsoft.com/office/drawing/2015/10/21/chartex" xmlns:cx3="http://schemas.microsoft.com/office/drawing/2016/5/9/chartex" xmlns:cx4="http://schemas.microsoft.com/office/drawing/2016/5/10/chartex" xmlns:cx5="http://schemas.microsoft.com/office/drawing/2016/5/11/chartex" xmlns:cx6="http://schemas.microsoft.com/office/drawing/2016/5/12/chartex" xmlns:cx7="http://schemas.microsoft.com/office/drawing/2016/5/13/chartex" xmlns:cx8="http://schemas.microsoft.com/office/drawing/2016/5/14/chartex" xmlns:mc="http://schemas.openxmlformats.org/markup-compatibility/2006" xmlns:aink="http://schemas.microsoft.com/office/drawing/2016/ink" xmlns:am3d="http://schemas.microsoft.com/office/drawing/2017/model3d" xmlns:o="urn:schemas-microsoft-com:office:office" xmlns:oel="http://schemas.microsoft.com/office/2019/extlst" xmlns:r="http://schemas.openxmlformats.org/officeDocument/2006/relationships" xmlns:m="http://schemas.openxmlformats.org/officeDocument/2006/math" xmlns:v="urn:schemas-microsoft-com:vml" xmlns:wp14="http://schemas.microsoft.com/office/word/2010/wordprocessingDrawing" xmlns:wp="http://schemas.openxmlformats.org/drawingml/2006/wordprocessingDrawing" xmlns:w10="urn:schemas-microsoft-com:office:word" xmlns:w="http://schemas.openxmlformats.org/wordprocessingml/2006/main" xmlns:w14="http://schemas.microsoft.com/office/word/2010/wordml" xmlns:w15="http://schemas.microsoft.com/office/word/2012/wordml" xmlns:w16cex="http://schemas.microsoft.com/office/word/2018/wordml/cex" xmlns:w16cid="http://schemas.microsoft.com/office/word/2016/wordml/cid" xmlns:w16="http://schemas.microsoft.com/office/word/2018/wordml" xmlns:w16sdtdh="http://schemas.microsoft.com/office/word/2020/wordml/sdtdatahash" xmlns:w16se="http://schemas.microsoft.com/office/word/2015/wordml/symex" xmlns:wpg="http://schemas.microsoft.com/office/word/2010/wordprocessingGroup" xmlns:wpi="http://schemas.microsoft.com/office/word/2010/wordprocessingInk" xmlns:wne="http://schemas.microsoft.com/office/word/2006/wordml" xmlns:wps="http://schemas.microsoft.com/office/word/2010/wordprocessingShape" mc:Ignorable="w14 w15 w16se w16cid w16 w16cex w16sdtdh wp14">
+<w:document xmlns:wpc="http://schemas.microsoft.com/office/word/2010/wordprocessingCanvas" xmlns:cx="http://schemas.microsoft.com/office/drawing/2014/chartex" xmlns:cx1="http://schemas.microsoft.com/office/drawing/2015/9/8/chartex" xmlns:cx2="http://schemas.microsoft.com/office/drawing/2015/10/21/chartex" xmlns:cx3="http://schemas.microsoft.com/office/drawing/2016/5/9/chartex" xmlns:cx4="http://schemas.microsoft.com/office/drawing/2016/5/10/chartex" xmlns:cx5="http://schemas.microsoft.com/office/drawing/2016/5/11/chartex" xmlns:cx6="http://schemas.microsoft.com/office/drawing/2016/5/12/chartex" xmlns:cx7="http://schemas.microsoft.com/office/drawing/2016/5/13/chartex" xmlns:cx8="http://schemas.microsoft.com/office/drawing/2016/5/14/chartex" xmlns:mc="http://schemas.openxmlformats.org/markup-compatibility/2006" xmlns:aink="http://schemas.microsoft.com/office/drawing/2016/ink" xmlns:am3d="http://schemas.microsoft.com/office/drawing/2017/model3d" xmlns:o="urn:schemas-microsoft-com:office:office" xmlns:oel="http://schemas.microsoft.com/office/2019/extlst" xmlns:r="http://schemas.openxmlformats.org/officeDocument/2006/relationships" xmlns:m="http://schemas.openxmlformats.org/officeDocument/2006/math" xmlns:v="urn:schemas-microsoft-com:vml" xmlns:wp14="http://schemas.microsoft.com/office/word/2010/wordprocessingDrawing" xmlns:wp="http://schemas.openxmlformats.org/drawingml/2006/wordprocessingDrawing" xmlns:w10="urn:schemas-microsoft-com:office:word" xmlns:w="http://schemas.openxmlformats.org/wordprocessingml/2006/main" xmlns:w14="http://schemas.microsoft.com/office/word/2010/wordml" xmlns:w15="http://schemas.microsoft.com/office/word/2012/wordml" xmlns:w16cei="http://schemas.microsoft.com/office/word/2026/wordml/cei" xmlns:w16cex="http://schemas.microsoft.com/office/word/2018/wordml/cex" xmlns:w16cid="http://schemas.microsoft.com/office/word/2016/wordml/cid" xmlns:w16="http://schemas.microsoft.com/office/word/2018/wordml" xmlns:w16du="http://schemas.microsoft.com/office/word/2023/wordml/word16du" xmlns:w16sdtdh="http://schemas.microsoft.com/office/word/2020/wordml/sdtdatahash" xmlns:w16sdtfl="http://schemas.microsoft.com/office/word/2024/wordml/sdtformatlock" xmlns:w16se="http://schemas.microsoft.com/office/word/2015/wordml/symex" xmlns:wpg="http://schemas.microsoft.com/office/word/2010/wordprocessingGroup" xmlns:wpi="http://schemas.microsoft.com/office/word/2010/wordprocessingInk" xmlns:wne="http://schemas.microsoft.com/office/word/2006/wordml" xmlns:wps="http://schemas.microsoft.com/office/word/2010/wordprocessingShape" mc:Ignorable="w14 w15 w16se w16cid w16 w16cex w16sdtdh w16sdtfl w16du wp14">
   <w:body>
     <w:p>
       <w:r>
@@ -49,94 +49,21 @@
                       </wps:spPr>
                       <wps:txbx>
                         <w:txbxContent>
-                          <w:sdt>
-                            <w:sdtPr>
+                          <w:p>
+                            <w:pPr>
                               <w:rPr>
                                 <w:sz w:val="16"/>
                                 <w:szCs w:val="16"/>
                               </w:rPr>
-                              <w:id w:val="-1709408276"/>
-                              <w:date>
-                                <w:dateFormat w:val="d/M/yyyy"/>
-                                <w:lid w:val="es-EC"/>
-                                <w:storeMappedDataAs w:val="dateTime"/>
-                                <w:calendar w:val="gregorian"/>
-                              </w:date>
-                            </w:sdtPr>
-                            <w:sdtContent>
-                              <w:p>
-                                <w:pPr>
-                                  <w:rPr>
-                                    <w:sz w:val="16"/>
-                                    <w:szCs w:val="16"/>
-                                  </w:rPr>
-                                </w:pPr>
-                                <w:r>
-                                  <w:rPr>
-                                    <w:sz w:val="16"/>
-                                    <w:szCs w:val="16"/>
-                                  </w:rPr>
-                                  <w:t>F</w:t>
-                                </w:r>
-                                <w:r>
-                                  <w:rPr>
-                                    <w:sz w:val="16"/>
-                                    <w:szCs w:val="16"/>
-                                  </w:rPr>
-                                  <w:t>echa de</w:t>
-                                </w:r>
-                                <w:r>
-                                  <w:rPr>
-                                    <w:sz w:val="16"/>
-                                    <w:szCs w:val="16"/>
-                                  </w:rPr>
-                                  <w:t>l último</w:t>
-                                </w:r>
-                                <w:r>
-                                  <w:rPr>
-                                    <w:sz w:val="16"/>
-                                    <w:szCs w:val="16"/>
-                                  </w:rPr>
-                                  <w:t xml:space="preserve"> </w:t>
-                                </w:r>
-                                <w:r>
-                                  <w:rPr>
-                                    <w:sz w:val="16"/>
-                                    <w:szCs w:val="16"/>
-                                  </w:rPr>
-                                  <w:t xml:space="preserve">ingreso </w:t>
-                                </w:r>
-                                <w:r>
-                                  <w:rPr>
-                                    <w:sz w:val="16"/>
-                                    <w:szCs w:val="16"/>
-                                  </w:rPr>
-                                  <w:t>al SRI</w:t>
-                                </w:r>
-                                <w:r>
-                                  <w:rPr>
-                                    <w:sz w:val="16"/>
-                                    <w:szCs w:val="16"/>
-                                  </w:rPr>
-                                  <w:t>, s</w:t>
-                                </w:r>
-                                <w:r>
-                                  <w:rPr>
-                                    <w:sz w:val="16"/>
-                                    <w:szCs w:val="16"/>
-                                  </w:rPr>
-                                  <w:t>in tiempo de tercerización o liquidaciones</w:t>
-                                </w:r>
-                                <w:r>
-                                  <w:rPr>
-                                    <w:sz w:val="16"/>
-                                    <w:szCs w:val="16"/>
-                                  </w:rPr>
-                                  <w:t>.</w:t>
-                                </w:r>
-                              </w:p>
-                            </w:sdtContent>
-                          </w:sdt>
+                            </w:pPr>
+                            <w:r>
+                              <w:rPr>
+                                <w:sz w:val="16"/>
+                                <w:szCs w:val="16"/>
+                              </w:rPr>
+                              <w:t>01/08/2025</w:t>
+                            </w:r>
+                          </w:p>
                         </w:txbxContent>
                       </wps:txbx>
                       <wps:bodyPr rot="0" vert="horz" wrap="square" lIns="91440" tIns="45720" rIns="91440" bIns="45720" anchor="t" anchorCtr="0">
@@ -154,7 +81,7 @@
               </wp:anchor>
             </w:drawing>
           </mc:Choice>
-          <mc:Fallback xmlns:w16sdtfl="http://schemas.microsoft.com/office/word/2024/wordml/sdtformatlock" xmlns:w16du="http://schemas.microsoft.com/office/word/2023/wordml/word16du">
+          <mc:Fallback>
             <w:pict>
               <v:shapetype w14:anchorId="576C31A4" id="_x0000_t202" coordsize="21600,21600" o:spt="202" path="m,l,21600r21600,l21600,xe">
                 <v:stroke joinstyle="miter"/>
@@ -163,94 +90,21 @@
               <v:shape id="Cuadro de texto 2" o:spid="_x0000_s1026" type="#_x0000_t202" style="position:absolute;margin-left:424.5pt;margin-top:119.8pt;width:150.3pt;height:27.05pt;z-index:251752448;visibility:visible;mso-wrap-style:square;mso-width-percent:0;mso-height-percent:0;mso-wrap-distance-left:9pt;mso-wrap-distance-top:3.6pt;mso-wrap-distance-right:9pt;mso-wrap-distance-bottom:3.6pt;mso-position-horizontal:absolute;mso-position-horizontal-relative:page;mso-position-vertical:absolute;mso-position-vertical-relative:text;mso-width-percent:0;mso-height-percent:0;mso-width-relative:margin;mso-height-relative:margin;v-text-anchor:top" o:gfxdata="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" filled="f" stroked="f">
                 <v:textbox>
                   <w:txbxContent>
-                    <w:sdt>
-                      <w:sdtPr>
+                    <w:p>
+                      <w:pPr>
                         <w:rPr>
                           <w:sz w:val="16"/>
                           <w:szCs w:val="16"/>
                         </w:rPr>
-                        <w:id w:val="-1709408276"/>
-                        <w:date>
-                          <w:dateFormat w:val="d/M/yyyy"/>
-                          <w:lid w:val="es-EC"/>
-                          <w:storeMappedDataAs w:val="dateTime"/>
-                          <w:calendar w:val="gregorian"/>
-                        </w:date>
-                      </w:sdtPr>
-                      <w:sdtContent>
-                        <w:p>
-                          <w:pPr>
-                            <w:rPr>
-                              <w:sz w:val="16"/>
-                              <w:szCs w:val="16"/>
-                            </w:rPr>
-                          </w:pPr>
-                          <w:r>
-                            <w:rPr>
-                              <w:sz w:val="16"/>
-                              <w:szCs w:val="16"/>
-                            </w:rPr>
-                            <w:t>F</w:t>
-                          </w:r>
-                          <w:r>
-                            <w:rPr>
-                              <w:sz w:val="16"/>
-                              <w:szCs w:val="16"/>
-                            </w:rPr>
-                            <w:t>echa de</w:t>
-                          </w:r>
-                          <w:r>
-                            <w:rPr>
-                              <w:sz w:val="16"/>
-                              <w:szCs w:val="16"/>
-                            </w:rPr>
-                            <w:t>l último</w:t>
-                          </w:r>
-                          <w:r>
-                            <w:rPr>
-                              <w:sz w:val="16"/>
-                              <w:szCs w:val="16"/>
-                            </w:rPr>
-                            <w:t xml:space="preserve"> </w:t>
-                          </w:r>
-                          <w:r>
-                            <w:rPr>
-                              <w:sz w:val="16"/>
-                              <w:szCs w:val="16"/>
-                            </w:rPr>
-                            <w:t xml:space="preserve">ingreso </w:t>
-                          </w:r>
-                          <w:r>
-                            <w:rPr>
-                              <w:sz w:val="16"/>
-                              <w:szCs w:val="16"/>
-                            </w:rPr>
-                            <w:t>al SRI</w:t>
-                          </w:r>
-                          <w:r>
-                            <w:rPr>
-                              <w:sz w:val="16"/>
-                              <w:szCs w:val="16"/>
-                            </w:rPr>
-                            <w:t>, s</w:t>
-                          </w:r>
-                          <w:r>
-                            <w:rPr>
-                              <w:sz w:val="16"/>
-                              <w:szCs w:val="16"/>
-                            </w:rPr>
-                            <w:t>in tiempo de tercerización o liquidaciones</w:t>
-                          </w:r>
-                          <w:r>
-                            <w:rPr>
-                              <w:sz w:val="16"/>
-                              <w:szCs w:val="16"/>
-                            </w:rPr>
-                            <w:t>.</w:t>
-                          </w:r>
-                        </w:p>
-                      </w:sdtContent>
-                    </w:sdt>
+                      </w:pPr>
+                      <w:r>
+                        <w:rPr>
+                          <w:sz w:val="16"/>
+                          <w:szCs w:val="16"/>
+                        </w:rPr>
+                        <w:t>01/08/2025</w:t>
+                      </w:r>
+                    </w:p>
                   </w:txbxContent>
                 </v:textbox>
                 <w10:wrap type="square" anchorx="page"/>
@@ -308,25 +162,7 @@
                               <w:rPr>
                                 <w:lang w:val="es-MX"/>
                               </w:rPr>
-                              <w:t>Ingresa el cargo</w:t>
-                            </w:r>
-                            <w:r>
-                              <w:rPr>
-                                <w:lang w:val="es-MX"/>
-                              </w:rPr>
-                              <w:t xml:space="preserve"> co</w:t>
-                            </w:r>
-                            <w:r>
-                              <w:rPr>
-                                <w:lang w:val="es-MX"/>
-                              </w:rPr>
-                              <w:t>nforme</w:t>
-                            </w:r>
-                            <w:r>
-                              <w:rPr>
-                                <w:lang w:val="es-MX"/>
-                              </w:rPr>
-                              <w:t xml:space="preserve"> el distributivo de puestos</w:t>
+                              <w:t>Especialista de Desarrollo</w:t>
                             </w:r>
                           </w:p>
                         </w:txbxContent>
@@ -349,7 +185,7 @@
               </wp:anchor>
             </w:drawing>
           </mc:Choice>
-          <mc:Fallback xmlns:w16sdtfl="http://schemas.microsoft.com/office/word/2024/wordml/sdtformatlock" xmlns:w16du="http://schemas.microsoft.com/office/word/2023/wordml/word16du">
+          <mc:Fallback>
             <w:pict>
               <v:shape w14:anchorId="17833A6A" id="Cuadro de texto 10" o:spid="_x0000_s1027" type="#_x0000_t202" style="position:absolute;margin-left:0;margin-top:123pt;width:253.45pt;height:19pt;z-index:251668480;visibility:visible;mso-wrap-style:square;mso-width-percent:0;mso-height-percent:0;mso-wrap-distance-left:9pt;mso-wrap-distance-top:0;mso-wrap-distance-right:9pt;mso-wrap-distance-bottom:0;mso-position-horizontal:left;mso-position-horizontal-relative:margin;mso-position-vertical:absolute;mso-position-vertical-relative:text;mso-width-percent:0;mso-height-percent:0;mso-width-relative:margin;mso-height-relative:margin;v-text-anchor:top" o:gfxdata="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" filled="f" stroked="f" strokeweight=".5pt">
                 <v:textbox>
@@ -364,25 +200,7 @@
                         <w:rPr>
                           <w:lang w:val="es-MX"/>
                         </w:rPr>
-                        <w:t>Ingresa el cargo</w:t>
-                      </w:r>
-                      <w:r>
-                        <w:rPr>
-                          <w:lang w:val="es-MX"/>
-                        </w:rPr>
-                        <w:t xml:space="preserve"> co</w:t>
-                      </w:r>
-                      <w:r>
-                        <w:rPr>
-                          <w:lang w:val="es-MX"/>
-                        </w:rPr>
-                        <w:t>nforme</w:t>
-                      </w:r>
-                      <w:r>
-                        <w:rPr>
-                          <w:lang w:val="es-MX"/>
-                        </w:rPr>
-                        <w:t xml:space="preserve"> el distributivo de puestos</w:t>
+                        <w:t>Especialista de Desarrollo</w:t>
                       </w:r>
                     </w:p>
                   </w:txbxContent>
@@ -490,7 +308,7 @@
               </wp:anchor>
             </w:drawing>
           </mc:Choice>
-          <mc:Fallback xmlns:w16sdtfl="http://schemas.microsoft.com/office/word/2024/wordml/sdtformatlock" xmlns:w16du="http://schemas.microsoft.com/office/word/2023/wordml/word16du">
+          <mc:Fallback>
             <w:pict>
               <v:shape w14:anchorId="2129D259" id="Cuadro de texto 55" o:spid="_x0000_s1028" type="#_x0000_t202" style="position:absolute;margin-left:-17.3pt;margin-top:707pt;width:203.5pt;height:19.8pt;z-index:251722752;visibility:visible;mso-wrap-style:square;mso-width-percent:0;mso-height-percent:0;mso-wrap-distance-left:9pt;mso-wrap-distance-top:0;mso-wrap-distance-right:9pt;mso-wrap-distance-bottom:0;mso-position-horizontal:absolute;mso-position-horizontal-relative:text;mso-position-vertical:absolute;mso-position-vertical-relative:text;mso-width-percent:0;mso-height-percent:0;mso-width-relative:margin;mso-height-relative:margin;v-text-anchor:top" o:gfxdata="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" filled="f" stroked="f" strokeweight=".5pt">
                 <v:textbox>
@@ -637,7 +455,7 @@
               </wp:anchor>
             </w:drawing>
           </mc:Choice>
-          <mc:Fallback xmlns:w16sdtfl="http://schemas.microsoft.com/office/word/2024/wordml/sdtformatlock" xmlns:w16du="http://schemas.microsoft.com/office/word/2023/wordml/word16du">
+          <mc:Fallback>
             <w:pict>
               <v:shape w14:anchorId="3E0972D3" id="Cuadro de texto 53" o:spid="_x0000_s1029" type="#_x0000_t202" style="position:absolute;margin-left:-33.05pt;margin-top:719pt;width:177.5pt;height:19.8pt;z-index:251720704;visibility:visible;mso-wrap-style:square;mso-width-percent:0;mso-height-percent:0;mso-wrap-distance-left:9pt;mso-wrap-distance-top:0;mso-wrap-distance-right:9pt;mso-wrap-distance-bottom:0;mso-position-horizontal:absolute;mso-position-horizontal-relative:text;mso-position-vertical:absolute;mso-position-vertical-relative:text;mso-width-percent:0;mso-height-percent:0;mso-width-relative:margin;mso-height-relative:margin;v-text-anchor:top" o:gfxdata="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" filled="f" stroked="f" strokeweight=".5pt">
                 <v:textbox>
@@ -784,7 +602,7 @@
               </wp:anchor>
             </w:drawing>
           </mc:Choice>
-          <mc:Fallback xmlns:w16sdtfl="http://schemas.microsoft.com/office/word/2024/wordml/sdtformatlock" xmlns:w16du="http://schemas.microsoft.com/office/word/2023/wordml/word16du">
+          <mc:Fallback>
             <w:pict>
               <v:shape w14:anchorId="4E952580" id="Cuadro de texto 54" o:spid="_x0000_s1030" type="#_x0000_t202" style="position:absolute;margin-left:-45.8pt;margin-top:730.25pt;width:248.2pt;height:19.8pt;z-index:251721728;visibility:visible;mso-wrap-style:square;mso-width-percent:0;mso-height-percent:0;mso-wrap-distance-left:9pt;mso-wrap-distance-top:0;mso-wrap-distance-right:9pt;mso-wrap-distance-bottom:0;mso-position-horizontal:absolute;mso-position-horizontal-relative:text;mso-position-vertical:absolute;mso-position-vertical-relative:text;mso-width-percent:0;mso-height-percent:0;mso-width-relative:margin;mso-height-relative:margin;v-text-anchor:top" o:gfxdata="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" filled="f" stroked="f" strokeweight=".5pt">
                 <v:textbox>
@@ -948,7 +766,7 @@
               </wp:anchor>
             </w:drawing>
           </mc:Choice>
-          <mc:Fallback xmlns:w16sdtfl="http://schemas.microsoft.com/office/word/2024/wordml/sdtformatlock" xmlns:w16du="http://schemas.microsoft.com/office/word/2023/wordml/word16du">
+          <mc:Fallback>
             <w:pict>
               <v:shape w14:anchorId="688A3A3E" id="_x0000_s1031" type="#_x0000_t202" style="position:absolute;margin-left:4.75pt;margin-top:2.4pt;width:420.6pt;height:46.3pt;z-index:251659264;visibility:visible;mso-wrap-style:square;mso-width-percent:0;mso-height-percent:0;mso-wrap-distance-left:9pt;mso-wrap-distance-top:3.6pt;mso-wrap-distance-right:9pt;mso-wrap-distance-bottom:3.6pt;mso-position-horizontal:absolute;mso-position-horizontal-relative:text;mso-position-vertical:absolute;mso-position-vertical-relative:text;mso-width-percent:0;mso-height-percent:0;mso-width-relative:margin;mso-height-relative:margin;v-text-anchor:top" o:gfxdata="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" filled="f" stroked="f">
                 <v:textbox>
@@ -1107,7 +925,7 @@
               </wp:anchor>
             </w:drawing>
           </mc:Choice>
-          <mc:Fallback xmlns:w16sdtfl="http://schemas.microsoft.com/office/word/2024/wordml/sdtformatlock" xmlns:w16du="http://schemas.microsoft.com/office/word/2023/wordml/word16du">
+          <mc:Fallback>
             <w:pict>
               <v:shape w14:anchorId="588714C5" id="Cuadro de texto 60" o:spid="_x0000_s1032" type="#_x0000_t202" style="position:absolute;margin-left:47.55pt;margin-top:485.35pt;width:32pt;height:28.8pt;z-index:251730944;visibility:visible;mso-wrap-style:square;mso-width-percent:0;mso-height-percent:0;mso-wrap-distance-left:9pt;mso-wrap-distance-top:0;mso-wrap-distance-right:9pt;mso-wrap-distance-bottom:0;mso-position-horizontal:absolute;mso-position-horizontal-relative:margin;mso-position-vertical:absolute;mso-position-vertical-relative:text;mso-width-percent:0;mso-height-percent:0;mso-width-relative:margin;mso-height-relative:margin;v-text-anchor:top" o:gfxdata="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" filled="f" stroked="f" strokeweight=".5pt">
                 <v:textbox>
@@ -1251,7 +1069,7 @@
               </wp:anchor>
             </w:drawing>
           </mc:Choice>
-          <mc:Fallback xmlns:w16sdtfl="http://schemas.microsoft.com/office/word/2024/wordml/sdtformatlock" xmlns:w16du="http://schemas.microsoft.com/office/word/2023/wordml/word16du">
+          <mc:Fallback>
             <w:pict>
               <v:shape w14:anchorId="1C7C43AC" id="Cuadro de texto 58" o:spid="_x0000_s1033" type="#_x0000_t202" style="position:absolute;margin-left:47.55pt;margin-top:294.55pt;width:32pt;height:30pt;z-index:251727872;visibility:visible;mso-wrap-style:square;mso-width-percent:0;mso-height-percent:0;mso-wrap-distance-left:9pt;mso-wrap-distance-top:0;mso-wrap-distance-right:9pt;mso-wrap-distance-bottom:0;mso-position-horizontal:absolute;mso-position-horizontal-relative:margin;mso-position-vertical:absolute;mso-position-vertical-relative:text;mso-width-percent:0;mso-height-percent:0;mso-width-relative:margin;mso-height-relative:margin;v-text-anchor:top" o:gfxdata="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" filled="f" stroked="f" strokeweight=".5pt">
                 <v:textbox>
@@ -1348,7 +1166,7 @@
                               </w:rPr>
                               <w:id w:val="1074629977"/>
                               <w14:checkbox>
-                                <w14:checked w14:val="0"/>
+                                <w14:checked w14:val="1"/>
                                 <w14:checkedState w14:val="2612" w14:font="MS Gothic"/>
                                 <w14:uncheckedState w14:val="2610" w14:font="MS Gothic"/>
                               </w14:checkbox>
@@ -1370,7 +1188,7 @@
                                     <w:szCs w:val="32"/>
                                     <w:lang w:val="es-MX"/>
                                   </w:rPr>
-                                  <w:t>☐</w:t>
+                                  <w:t>☒</w:t>
                                 </w:r>
                               </w:p>
                             </w:sdtContent>
@@ -1395,7 +1213,7 @@
               </wp:anchor>
             </w:drawing>
           </mc:Choice>
-          <mc:Fallback xmlns:w16sdtfl="http://schemas.microsoft.com/office/word/2024/wordml/sdtformatlock" xmlns:w16du="http://schemas.microsoft.com/office/word/2023/wordml/word16du">
+          <mc:Fallback>
             <w:pict>
               <v:shape w14:anchorId="7915C0B7" id="Cuadro de texto 59" o:spid="_x0000_s1034" type="#_x0000_t202" style="position:absolute;margin-left:180.75pt;margin-top:485.35pt;width:32pt;height:27pt;z-index:251729920;visibility:visible;mso-wrap-style:square;mso-width-percent:0;mso-height-percent:0;mso-wrap-distance-left:9pt;mso-wrap-distance-top:0;mso-wrap-distance-right:9pt;mso-wrap-distance-bottom:0;mso-position-horizontal:absolute;mso-position-horizontal-relative:margin;mso-position-vertical:absolute;mso-position-vertical-relative:text;mso-width-percent:0;mso-height-percent:0;mso-width-relative:margin;mso-height-relative:margin;v-text-anchor:top" o:gfxdata="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" filled="f" stroked="f" strokeweight=".5pt">
                 <v:textbox>
@@ -1409,7 +1227,7 @@
                         </w:rPr>
                         <w:id w:val="1074629977"/>
                         <w14:checkbox>
-                          <w14:checked w14:val="0"/>
+                          <w14:checked w14:val="1"/>
                           <w14:checkedState w14:val="2612" w14:font="MS Gothic"/>
                           <w14:uncheckedState w14:val="2610" w14:font="MS Gothic"/>
                         </w14:checkbox>
@@ -1431,7 +1249,7 @@
                               <w:szCs w:val="32"/>
                               <w:lang w:val="es-MX"/>
                             </w:rPr>
-                            <w:t>☐</w:t>
+                            <w:t>☒</w:t>
                           </w:r>
                         </w:p>
                       </w:sdtContent>
@@ -1492,7 +1310,7 @@
                               </w:rPr>
                               <w:id w:val="1866869040"/>
                               <w14:checkbox>
-                                <w14:checked w14:val="0"/>
+                                <w14:checked w14:val="1"/>
                                 <w14:checkedState w14:val="2612" w14:font="MS Gothic"/>
                                 <w14:uncheckedState w14:val="2610" w14:font="MS Gothic"/>
                               </w14:checkbox>
@@ -1514,7 +1332,7 @@
                                     <w:szCs w:val="32"/>
                                     <w:lang w:val="es-MX"/>
                                   </w:rPr>
-                                  <w:t>☐</w:t>
+                                  <w:t>☒</w:t>
                                 </w:r>
                               </w:p>
                             </w:sdtContent>
@@ -1539,7 +1357,7 @@
               </wp:anchor>
             </w:drawing>
           </mc:Choice>
-          <mc:Fallback xmlns:w16sdtfl="http://schemas.microsoft.com/office/word/2024/wordml/sdtformatlock" xmlns:w16du="http://schemas.microsoft.com/office/word/2023/wordml/word16du">
+          <mc:Fallback>
             <w:pict>
               <v:shape w14:anchorId="5164EF5A" id="Cuadro de texto 57" o:spid="_x0000_s1035" type="#_x0000_t202" style="position:absolute;margin-left:180.75pt;margin-top:294.55pt;width:32pt;height:31.2pt;z-index:251726848;visibility:visible;mso-wrap-style:square;mso-width-percent:0;mso-height-percent:0;mso-wrap-distance-left:9pt;mso-wrap-distance-top:0;mso-wrap-distance-right:9pt;mso-wrap-distance-bottom:0;mso-position-horizontal:absolute;mso-position-horizontal-relative:margin;mso-position-vertical:absolute;mso-position-vertical-relative:text;mso-width-percent:0;mso-height-percent:0;mso-width-relative:margin;mso-height-relative:margin;v-text-anchor:top" o:gfxdata="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" filled="f" stroked="f" strokeweight=".5pt">
                 <v:textbox>
@@ -1553,7 +1371,7 @@
                         </w:rPr>
                         <w:id w:val="1866869040"/>
                         <w14:checkbox>
-                          <w14:checked w14:val="0"/>
+                          <w14:checked w14:val="1"/>
                           <w14:checkedState w14:val="2612" w14:font="MS Gothic"/>
                           <w14:uncheckedState w14:val="2610" w14:font="MS Gothic"/>
                         </w14:checkbox>
@@ -1575,7 +1393,7 @@
                               <w:szCs w:val="32"/>
                               <w:lang w:val="es-MX"/>
                             </w:rPr>
-                            <w:t>☐</w:t>
+                            <w:t>☒</w:t>
                           </w:r>
                         </w:p>
                       </w:sdtContent>
@@ -1636,7 +1454,7 @@
                               </w:rPr>
                               <w:id w:val="640550257"/>
                               <w14:checkbox>
-                                <w14:checked w14:val="0"/>
+                                <w14:checked w14:val="1"/>
                                 <w14:checkedState w14:val="2612" w14:font="MS Gothic"/>
                                 <w14:uncheckedState w14:val="2610" w14:font="MS Gothic"/>
                               </w14:checkbox>
@@ -1658,7 +1476,7 @@
                                     <w:szCs w:val="32"/>
                                     <w:lang w:val="es-MX"/>
                                   </w:rPr>
-                                  <w:t>☐</w:t>
+                                  <w:t>☒</w:t>
                                 </w:r>
                               </w:p>
                             </w:sdtContent>
@@ -1683,7 +1501,7 @@
               </wp:anchor>
             </w:drawing>
           </mc:Choice>
-          <mc:Fallback xmlns:w16sdtfl="http://schemas.microsoft.com/office/word/2024/wordml/sdtformatlock" xmlns:w16du="http://schemas.microsoft.com/office/word/2023/wordml/word16du">
+          <mc:Fallback>
             <w:pict>
               <v:shape w14:anchorId="73B63CB0" id="Cuadro de texto 11" o:spid="_x0000_s1036" type="#_x0000_t202" style="position:absolute;margin-left:179.55pt;margin-top:198.55pt;width:34.8pt;height:30.6pt;z-index:251670528;visibility:visible;mso-wrap-style:square;mso-width-percent:0;mso-height-percent:0;mso-wrap-distance-left:9pt;mso-wrap-distance-top:0;mso-wrap-distance-right:9pt;mso-wrap-distance-bottom:0;mso-position-horizontal:absolute;mso-position-horizontal-relative:margin;mso-position-vertical:absolute;mso-position-vertical-relative:text;mso-width-percent:0;mso-height-percent:0;mso-width-relative:margin;mso-height-relative:margin;v-text-anchor:top" o:gfxdata="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" filled="f" stroked="f" strokeweight=".5pt">
                 <v:textbox>
@@ -1697,7 +1515,7 @@
                         </w:rPr>
                         <w:id w:val="640550257"/>
                         <w14:checkbox>
-                          <w14:checked w14:val="0"/>
+                          <w14:checked w14:val="1"/>
                           <w14:checkedState w14:val="2612" w14:font="MS Gothic"/>
                           <w14:uncheckedState w14:val="2610" w14:font="MS Gothic"/>
                         </w14:checkbox>
@@ -1719,7 +1537,7 @@
                               <w:szCs w:val="32"/>
                               <w:lang w:val="es-MX"/>
                             </w:rPr>
-                            <w:t>☐</w:t>
+                            <w:t>☒</w:t>
                           </w:r>
                         </w:p>
                       </w:sdtContent>
@@ -1827,7 +1645,7 @@
               </wp:anchor>
             </w:drawing>
           </mc:Choice>
-          <mc:Fallback xmlns:w16sdtfl="http://schemas.microsoft.com/office/word/2024/wordml/sdtformatlock" xmlns:w16du="http://schemas.microsoft.com/office/word/2023/wordml/word16du">
+          <mc:Fallback>
             <w:pict>
               <v:shape w14:anchorId="035773E2" id="Cuadro de texto 56" o:spid="_x0000_s1037" type="#_x0000_t202" style="position:absolute;margin-left:46.95pt;margin-top:197.95pt;width:38.4pt;height:34.8pt;z-index:251724800;visibility:visible;mso-wrap-style:square;mso-width-percent:0;mso-height-percent:0;mso-wrap-distance-left:9pt;mso-wrap-distance-top:0;mso-wrap-distance-right:9pt;mso-wrap-distance-bottom:0;mso-position-horizontal:absolute;mso-position-horizontal-relative:margin;mso-position-vertical:absolute;mso-position-vertical-relative:text;mso-width-percent:0;mso-height-percent:0;mso-width-relative:margin;mso-height-relative:margin;v-text-anchor:top" o:gfxdata="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" filled="f" stroked="f" strokeweight=".5pt">
                 <v:textbox>
@@ -1954,7 +1772,7 @@
               </wp:anchor>
             </w:drawing>
           </mc:Choice>
-          <mc:Fallback xmlns:w16sdtfl="http://schemas.microsoft.com/office/word/2024/wordml/sdtformatlock" xmlns:w16du="http://schemas.microsoft.com/office/word/2023/wordml/word16du">
+          <mc:Fallback>
             <w:pict>
               <v:shape w14:anchorId="38390513" id="Cuadro de texto 52" o:spid="_x0000_s1038" type="#_x0000_t202" style="position:absolute;margin-left:-30pt;margin-top:696pt;width:185.5pt;height:19.8pt;z-index:251719680;visibility:visible;mso-wrap-style:square;mso-width-percent:0;mso-height-percent:0;mso-wrap-distance-left:9pt;mso-wrap-distance-top:0;mso-wrap-distance-right:9pt;mso-wrap-distance-bottom:0;mso-position-horizontal:absolute;mso-position-horizontal-relative:text;mso-position-vertical:absolute;mso-position-vertical-relative:text;mso-width-percent:0;mso-height-percent:0;mso-width-relative:margin;mso-height-relative:margin;v-text-anchor:top" o:gfxdata="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" filled="f" stroked="f" strokeweight=".5pt">
                 <v:textbox>
@@ -2033,12 +1851,6 @@
                                 <w:lang w:val="es-MX"/>
                               </w:rPr>
                             </w:pPr>
-                            <w:r>
-                              <w:rPr>
-                                <w:lang w:val="es-MX"/>
-                              </w:rPr>
-                              <w:t>Ingresa el parentesco.</w:t>
-                            </w:r>
                           </w:p>
                         </w:txbxContent>
                       </wps:txbx>
@@ -2057,7 +1869,7 @@
               </wp:anchor>
             </w:drawing>
           </mc:Choice>
-          <mc:Fallback xmlns:w16sdtfl="http://schemas.microsoft.com/office/word/2024/wordml/sdtformatlock" xmlns:w16du="http://schemas.microsoft.com/office/word/2023/wordml/word16du">
+          <mc:Fallback>
             <w:pict>
               <v:shape w14:anchorId="695DFAF6" id="Cuadro de texto 12" o:spid="_x0000_s1039" type="#_x0000_t202" style="position:absolute;margin-left:85.35pt;margin-top:391.15pt;width:364.8pt;height:19.8pt;z-index:251671552;visibility:visible;mso-wrap-style:square;mso-width-percent:0;mso-wrap-distance-left:9pt;mso-wrap-distance-top:0;mso-wrap-distance-right:9pt;mso-wrap-distance-bottom:0;mso-position-horizontal:absolute;mso-position-horizontal-relative:text;mso-position-vertical:absolute;mso-position-vertical-relative:text;mso-width-percent:0;mso-width-relative:margin;v-text-anchor:top" o:gfxdata="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" filled="f" stroked="f" strokeweight=".5pt">
                 <v:textbox>
@@ -2068,12 +1880,6 @@
                           <w:lang w:val="es-MX"/>
                         </w:rPr>
                       </w:pPr>
-                      <w:r>
-                        <w:rPr>
-                          <w:lang w:val="es-MX"/>
-                        </w:rPr>
-                        <w:t>Ingresa el parentesco.</w:t>
-                      </w:r>
                     </w:p>
                   </w:txbxContent>
                 </v:textbox>
@@ -2127,12 +1933,6 @@
                                 <w:lang w:val="es-MX"/>
                               </w:rPr>
                             </w:pPr>
-                            <w:r>
-                              <w:rPr>
-                                <w:lang w:val="es-MX"/>
-                              </w:rPr>
-                              <w:t>Ingresa el parentesco.</w:t>
-                            </w:r>
                           </w:p>
                         </w:txbxContent>
                       </wps:txbx>
@@ -2151,7 +1951,7 @@
               </wp:anchor>
             </w:drawing>
           </mc:Choice>
-          <mc:Fallback xmlns:w16sdtfl="http://schemas.microsoft.com/office/word/2024/wordml/sdtformatlock" xmlns:w16du="http://schemas.microsoft.com/office/word/2023/wordml/word16du">
+          <mc:Fallback>
             <w:pict>
               <v:shape w14:anchorId="0491AF6A" id="Cuadro de texto 5" o:spid="_x0000_s1040" type="#_x0000_t202" style="position:absolute;margin-left:87.15pt;margin-top:343.75pt;width:367.8pt;height:19.8pt;z-index:251663360;visibility:visible;mso-wrap-style:square;mso-width-percent:0;mso-wrap-distance-left:9pt;mso-wrap-distance-top:0;mso-wrap-distance-right:9pt;mso-wrap-distance-bottom:0;mso-position-horizontal:absolute;mso-position-horizontal-relative:text;mso-position-vertical:absolute;mso-position-vertical-relative:text;mso-width-percent:0;mso-width-relative:margin;v-text-anchor:top" o:gfxdata="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" filled="f" stroked="f" strokeweight=".5pt">
                 <v:textbox>
@@ -2162,12 +1962,6 @@
                           <w:lang w:val="es-MX"/>
                         </w:rPr>
                       </w:pPr>
-                      <w:r>
-                        <w:rPr>
-                          <w:lang w:val="es-MX"/>
-                        </w:rPr>
-                        <w:t>Ingresa el parentesco.</w:t>
-                      </w:r>
                     </w:p>
                   </w:txbxContent>
                 </v:textbox>
@@ -2225,7 +2019,7 @@
                               <w:rPr>
                                 <w:lang w:val="es-MX"/>
                               </w:rPr>
-                              <w:t>Ingresa la unidad o el área que perteneces.</w:t>
+                              <w:t>Desarrollo y Mantenimiento</w:t>
                             </w:r>
                           </w:p>
                         </w:txbxContent>
@@ -2245,7 +2039,7 @@
               </wp:anchor>
             </w:drawing>
           </mc:Choice>
-          <mc:Fallback xmlns:w16sdtfl="http://schemas.microsoft.com/office/word/2024/wordml/sdtformatlock" xmlns:w16du="http://schemas.microsoft.com/office/word/2023/wordml/word16du">
+          <mc:Fallback>
             <w:pict>
               <v:shape w14:anchorId="25D11D30" id="Cuadro de texto 4" o:spid="_x0000_s1041" type="#_x0000_t202" style="position:absolute;margin-left:116.55pt;margin-top:105.55pt;width:339pt;height:19.8pt;z-index:251662336;visibility:visible;mso-wrap-style:square;mso-width-percent:0;mso-wrap-distance-left:9pt;mso-wrap-distance-top:0;mso-wrap-distance-right:9pt;mso-wrap-distance-bottom:0;mso-position-horizontal:absolute;mso-position-horizontal-relative:margin;mso-position-vertical:absolute;mso-position-vertical-relative:text;mso-width-percent:0;mso-width-relative:margin;v-text-anchor:top" o:gfxdata="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" filled="f" stroked="f" strokeweight=".5pt">
                 <v:textbox>
@@ -2260,7 +2054,7 @@
                         <w:rPr>
                           <w:lang w:val="es-MX"/>
                         </w:rPr>
-                        <w:t>Ingresa la unidad o el área que perteneces.</w:t>
+                        <w:t>Desarrollo y Mantenimiento</w:t>
                       </w:r>
                     </w:p>
                   </w:txbxContent>
@@ -2320,25 +2114,7 @@
                               <w:rPr>
                                 <w:lang w:val="es-MX"/>
                               </w:rPr>
-                              <w:t>Ingresa tu</w:t>
-                            </w:r>
-                            <w:r>
-                              <w:rPr>
-                                <w:lang w:val="es-MX"/>
-                              </w:rPr>
-                              <w:t>s apellidos y n</w:t>
-                            </w:r>
-                            <w:r>
-                              <w:rPr>
-                                <w:lang w:val="es-MX"/>
-                              </w:rPr>
-                              <w:t>ombre</w:t>
-                            </w:r>
-                            <w:r>
-                              <w:rPr>
-                                <w:lang w:val="es-MX"/>
-                              </w:rPr>
-                              <w:t>s</w:t>
+                              <w:t>Anchundia Valencia Carlos Eduardo</w:t>
                             </w:r>
                           </w:p>
                         </w:txbxContent>
@@ -2358,7 +2134,7 @@
               </wp:anchor>
             </w:drawing>
           </mc:Choice>
-          <mc:Fallback xmlns:w16sdtfl="http://schemas.microsoft.com/office/word/2024/wordml/sdtformatlock" xmlns:w16du="http://schemas.microsoft.com/office/word/2023/wordml/word16du">
+          <mc:Fallback>
             <w:pict>
               <v:shape w14:anchorId="1ED9F927" id="Cuadro de texto 3" o:spid="_x0000_s1042" type="#_x0000_t202" style="position:absolute;margin-left:51.15pt;margin-top:87.55pt;width:211.2pt;height:19.8pt;z-index:251660288;visibility:visible;mso-wrap-style:square;mso-width-percent:0;mso-wrap-distance-left:9pt;mso-wrap-distance-top:0;mso-wrap-distance-right:9pt;mso-wrap-distance-bottom:0;mso-position-horizontal:absolute;mso-position-horizontal-relative:text;mso-position-vertical:absolute;mso-position-vertical-relative:text;mso-width-percent:0;mso-width-relative:margin;v-text-anchor:top" o:gfxdata="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" filled="f" stroked="f" strokeweight=".5pt">
                 <v:textbox>
@@ -2373,25 +2149,7 @@
                         <w:rPr>
                           <w:lang w:val="es-MX"/>
                         </w:rPr>
-                        <w:t>Ingresa tu</w:t>
-                      </w:r>
-                      <w:r>
-                        <w:rPr>
-                          <w:lang w:val="es-MX"/>
-                        </w:rPr>
-                        <w:t>s apellidos y n</w:t>
-                      </w:r>
-                      <w:r>
-                        <w:rPr>
-                          <w:lang w:val="es-MX"/>
-                        </w:rPr>
-                        <w:t>ombre</w:t>
-                      </w:r>
-                      <w:r>
-                        <w:rPr>
-                          <w:lang w:val="es-MX"/>
-                        </w:rPr>
-                        <w:t>s</w:t>
+                        <w:t>Anchundia Valencia Carlos Eduardo</w:t>
                       </w:r>
                     </w:p>
                   </w:txbxContent>
@@ -2446,12 +2204,6 @@
                                 <w:lang w:val="es-MX"/>
                               </w:rPr>
                             </w:pPr>
-                            <w:r>
-                              <w:rPr>
-                                <w:lang w:val="es-MX"/>
-                              </w:rPr>
-                              <w:t>Detalla los intereses involucrados si la repuesta es SI.</w:t>
-                            </w:r>
                           </w:p>
                         </w:txbxContent>
                       </wps:txbx>
@@ -2473,7 +2225,7 @@
               </wp:anchor>
             </w:drawing>
           </mc:Choice>
-          <mc:Fallback xmlns:w16sdtfl="http://schemas.microsoft.com/office/word/2024/wordml/sdtformatlock" xmlns:w16du="http://schemas.microsoft.com/office/word/2023/wordml/word16du">
+          <mc:Fallback>
             <w:pict>
               <v:shape w14:anchorId="2040D750" id="Cuadro de texto 9" o:spid="_x0000_s1043" type="#_x0000_t202" style="position:absolute;margin-left:-29.85pt;margin-top:229.15pt;width:488.4pt;height:39.6pt;z-index:251667456;visibility:visible;mso-wrap-style:square;mso-width-percent:0;mso-height-percent:0;mso-wrap-distance-left:9pt;mso-wrap-distance-top:0;mso-wrap-distance-right:9pt;mso-wrap-distance-bottom:0;mso-position-horizontal:absolute;mso-position-horizontal-relative:text;mso-position-vertical:absolute;mso-position-vertical-relative:text;mso-width-percent:0;mso-height-percent:0;mso-width-relative:margin;mso-height-relative:margin;v-text-anchor:top" o:gfxdata="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" filled="f" stroked="f" strokeweight=".5pt">
                 <v:textbox>
@@ -2484,12 +2236,6 @@
                           <w:lang w:val="es-MX"/>
                         </w:rPr>
                       </w:pPr>
-                      <w:r>
-                        <w:rPr>
-                          <w:lang w:val="es-MX"/>
-                        </w:rPr>
-                        <w:t>Detalla los intereses involucrados si la repuesta es SI.</w:t>
-                      </w:r>
                     </w:p>
                   </w:txbxContent>
                 </v:textbox>
@@ -2543,12 +2289,6 @@
                                 <w:lang w:val="es-MX"/>
                               </w:rPr>
                             </w:pPr>
-                            <w:r>
-                              <w:rPr>
-                                <w:lang w:val="es-MX"/>
-                              </w:rPr>
-                              <w:t>Ingresa el nombre de la empresa.</w:t>
-                            </w:r>
                           </w:p>
                         </w:txbxContent>
                       </wps:txbx>
@@ -2567,7 +2307,7 @@
               </wp:anchor>
             </w:drawing>
           </mc:Choice>
-          <mc:Fallback xmlns:w16sdtfl="http://schemas.microsoft.com/office/word/2024/wordml/sdtformatlock" xmlns:w16du="http://schemas.microsoft.com/office/word/2023/wordml/word16du">
+          <mc:Fallback>
             <w:pict>
               <v:shape w14:anchorId="389256A8" id="Cuadro de texto 27" o:spid="_x0000_s1044" type="#_x0000_t202" style="position:absolute;margin-left:85.8pt;margin-top:647.4pt;width:192.6pt;height:19.8pt;z-index:251685888;visibility:visible;mso-wrap-style:square;mso-width-percent:0;mso-wrap-distance-left:9pt;mso-wrap-distance-top:0;mso-wrap-distance-right:9pt;mso-wrap-distance-bottom:0;mso-position-horizontal:absolute;mso-position-horizontal-relative:margin;mso-position-vertical:absolute;mso-position-vertical-relative:text;mso-width-percent:0;mso-width-relative:margin;v-text-anchor:top" o:gfxdata="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" filled="f" stroked="f" strokeweight=".5pt">
                 <v:textbox>
@@ -2578,12 +2318,6 @@
                           <w:lang w:val="es-MX"/>
                         </w:rPr>
                       </w:pPr>
-                      <w:r>
-                        <w:rPr>
-                          <w:lang w:val="es-MX"/>
-                        </w:rPr>
-                        <w:t>Ingresa el nombre de la empresa.</w:t>
-                      </w:r>
                     </w:p>
                   </w:txbxContent>
                 </v:textbox>
@@ -2638,12 +2372,6 @@
                                 <w:lang w:val="es-MX"/>
                               </w:rPr>
                             </w:pPr>
-                            <w:r>
-                              <w:rPr>
-                                <w:lang w:val="es-MX"/>
-                              </w:rPr>
-                              <w:t>Detalla la relación.</w:t>
-                            </w:r>
                           </w:p>
                         </w:txbxContent>
                       </wps:txbx>
@@ -2662,7 +2390,7 @@
               </wp:anchor>
             </w:drawing>
           </mc:Choice>
-          <mc:Fallback xmlns:w16sdtfl="http://schemas.microsoft.com/office/word/2024/wordml/sdtformatlock" xmlns:w16du="http://schemas.microsoft.com/office/word/2023/wordml/word16du">
+          <mc:Fallback>
             <w:pict>
               <v:shape w14:anchorId="3C8DA1F1" id="Cuadro de texto 26" o:spid="_x0000_s1045" type="#_x0000_t202" style="position:absolute;margin-left:116.15pt;margin-top:628.2pt;width:192.6pt;height:19.8pt;z-index:251684864;visibility:visible;mso-wrap-style:square;mso-width-percent:0;mso-wrap-distance-left:9pt;mso-wrap-distance-top:0;mso-wrap-distance-right:9pt;mso-wrap-distance-bottom:0;mso-position-horizontal:absolute;mso-position-horizontal-relative:margin;mso-position-vertical:absolute;mso-position-vertical-relative:text;mso-width-percent:0;mso-width-relative:margin;v-text-anchor:top" o:gfxdata="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" filled="f" stroked="f" strokeweight=".5pt">
                 <v:textbox>
@@ -2673,12 +2401,6 @@
                           <w:lang w:val="es-MX"/>
                         </w:rPr>
                       </w:pPr>
-                      <w:r>
-                        <w:rPr>
-                          <w:lang w:val="es-MX"/>
-                        </w:rPr>
-                        <w:t>Detalla la relación.</w:t>
-                      </w:r>
                     </w:p>
                   </w:txbxContent>
                 </v:textbox>
@@ -2733,12 +2455,6 @@
                                 <w:lang w:val="es-MX"/>
                               </w:rPr>
                             </w:pPr>
-                            <w:r>
-                              <w:rPr>
-                                <w:lang w:val="es-MX"/>
-                              </w:rPr>
-                              <w:t>Ingresa el nombre de la empresa.</w:t>
-                            </w:r>
                           </w:p>
                         </w:txbxContent>
                       </wps:txbx>
@@ -2757,7 +2473,7 @@
               </wp:anchor>
             </w:drawing>
           </mc:Choice>
-          <mc:Fallback xmlns:w16sdtfl="http://schemas.microsoft.com/office/word/2024/wordml/sdtformatlock" xmlns:w16du="http://schemas.microsoft.com/office/word/2023/wordml/word16du">
+          <mc:Fallback>
             <w:pict>
               <v:shape w14:anchorId="79248311" id="Cuadro de texto 25" o:spid="_x0000_s1046" type="#_x0000_t202" style="position:absolute;margin-left:85.95pt;margin-top:569.35pt;width:192.6pt;height:19.8pt;z-index:251683840;visibility:visible;mso-wrap-style:square;mso-width-percent:0;mso-wrap-distance-left:9pt;mso-wrap-distance-top:0;mso-wrap-distance-right:9pt;mso-wrap-distance-bottom:0;mso-position-horizontal:absolute;mso-position-horizontal-relative:margin;mso-position-vertical:absolute;mso-position-vertical-relative:text;mso-width-percent:0;mso-width-relative:margin;v-text-anchor:top" o:gfxdata="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" filled="f" stroked="f" strokeweight=".5pt">
                 <v:textbox>
@@ -2768,12 +2484,6 @@
                           <w:lang w:val="es-MX"/>
                         </w:rPr>
                       </w:pPr>
-                      <w:r>
-                        <w:rPr>
-                          <w:lang w:val="es-MX"/>
-                        </w:rPr>
-                        <w:t>Ingresa el nombre de la empresa.</w:t>
-                      </w:r>
                     </w:p>
                   </w:txbxContent>
                 </v:textbox>
@@ -2828,12 +2538,6 @@
                                 <w:lang w:val="es-MX"/>
                               </w:rPr>
                             </w:pPr>
-                            <w:r>
-                              <w:rPr>
-                                <w:lang w:val="es-MX"/>
-                              </w:rPr>
-                              <w:t>Detalla la relación.</w:t>
-                            </w:r>
                           </w:p>
                         </w:txbxContent>
                       </wps:txbx>
@@ -2852,7 +2556,7 @@
               </wp:anchor>
             </w:drawing>
           </mc:Choice>
-          <mc:Fallback xmlns:w16sdtfl="http://schemas.microsoft.com/office/word/2024/wordml/sdtformatlock" xmlns:w16du="http://schemas.microsoft.com/office/word/2023/wordml/word16du">
+          <mc:Fallback>
             <w:pict>
               <v:shape w14:anchorId="0EE246DE" id="Cuadro de texto 24" o:spid="_x0000_s1047" type="#_x0000_t202" style="position:absolute;margin-left:0;margin-top:550.15pt;width:192.6pt;height:19.8pt;z-index:251682816;visibility:visible;mso-wrap-style:square;mso-width-percent:0;mso-wrap-distance-left:9pt;mso-wrap-distance-top:0;mso-wrap-distance-right:9pt;mso-wrap-distance-bottom:0;mso-position-horizontal:center;mso-position-horizontal-relative:margin;mso-position-vertical:absolute;mso-position-vertical-relative:text;mso-width-percent:0;mso-width-relative:margin;v-text-anchor:top" o:gfxdata="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" filled="f" stroked="f" strokeweight=".5pt">
                 <v:textbox>
@@ -2863,12 +2567,6 @@
                           <w:lang w:val="es-MX"/>
                         </w:rPr>
                       </w:pPr>
-                      <w:r>
-                        <w:rPr>
-                          <w:lang w:val="es-MX"/>
-                        </w:rPr>
-                        <w:t>Detalla la relación.</w:t>
-                      </w:r>
                     </w:p>
                   </w:txbxContent>
                 </v:textbox>
@@ -2923,12 +2621,6 @@
                                 <w:lang w:val="es-MX"/>
                               </w:rPr>
                             </w:pPr>
-                            <w:r>
-                              <w:rPr>
-                                <w:lang w:val="es-MX"/>
-                              </w:rPr>
-                              <w:t>Ingresa el nombre completo.</w:t>
-                            </w:r>
                           </w:p>
                         </w:txbxContent>
                       </wps:txbx>
@@ -2947,7 +2639,7 @@
               </wp:anchor>
             </w:drawing>
           </mc:Choice>
-          <mc:Fallback xmlns:w16sdtfl="http://schemas.microsoft.com/office/word/2024/wordml/sdtformatlock" xmlns:w16du="http://schemas.microsoft.com/office/word/2023/wordml/word16du">
+          <mc:Fallback>
             <w:pict>
               <v:shape w14:anchorId="53DFDAE7" id="Cuadro de texto 20" o:spid="_x0000_s1048" type="#_x0000_t202" style="position:absolute;margin-left:82.2pt;margin-top:596.4pt;width:192.6pt;height:19.8pt;z-index:251679744;visibility:visible;mso-wrap-style:square;mso-width-percent:0;mso-wrap-distance-left:9pt;mso-wrap-distance-top:0;mso-wrap-distance-right:9pt;mso-wrap-distance-bottom:0;mso-position-horizontal:absolute;mso-position-horizontal-relative:text;mso-position-vertical:absolute;mso-position-vertical-relative:text;mso-width-percent:0;mso-width-relative:margin;v-text-anchor:top" o:gfxdata="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" filled="f" stroked="f" strokeweight=".5pt">
                 <v:textbox>
@@ -2958,12 +2650,6 @@
                           <w:lang w:val="es-MX"/>
                         </w:rPr>
                       </w:pPr>
-                      <w:r>
-                        <w:rPr>
-                          <w:lang w:val="es-MX"/>
-                        </w:rPr>
-                        <w:t>Ingresa el nombre completo.</w:t>
-                      </w:r>
                     </w:p>
                   </w:txbxContent>
                 </v:textbox>
@@ -3017,12 +2703,6 @@
                                 <w:lang w:val="es-MX"/>
                               </w:rPr>
                             </w:pPr>
-                            <w:r>
-                              <w:rPr>
-                                <w:lang w:val="es-MX"/>
-                              </w:rPr>
-                              <w:t>Ingresa la C.I.</w:t>
-                            </w:r>
                           </w:p>
                         </w:txbxContent>
                       </wps:txbx>
@@ -3041,7 +2721,7 @@
               </wp:anchor>
             </w:drawing>
           </mc:Choice>
-          <mc:Fallback xmlns:w16sdtfl="http://schemas.microsoft.com/office/word/2024/wordml/sdtformatlock" xmlns:w16du="http://schemas.microsoft.com/office/word/2023/wordml/word16du">
+          <mc:Fallback>
             <w:pict>
               <v:shape w14:anchorId="4E80E0BA" id="Cuadro de texto 19" o:spid="_x0000_s1049" type="#_x0000_t202" style="position:absolute;margin-left:289.2pt;margin-top:594pt;width:192.6pt;height:19.8pt;z-index:251678720;visibility:visible;mso-wrap-style:square;mso-width-percent:0;mso-wrap-distance-left:9pt;mso-wrap-distance-top:0;mso-wrap-distance-right:9pt;mso-wrap-distance-bottom:0;mso-position-horizontal:absolute;mso-position-horizontal-relative:text;mso-position-vertical:absolute;mso-position-vertical-relative:text;mso-width-percent:0;mso-width-relative:margin;v-text-anchor:top" o:gfxdata="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" filled="f" stroked="f" strokeweight=".5pt">
                 <v:textbox>
@@ -3052,12 +2732,6 @@
                           <w:lang w:val="es-MX"/>
                         </w:rPr>
                       </w:pPr>
-                      <w:r>
-                        <w:rPr>
-                          <w:lang w:val="es-MX"/>
-                        </w:rPr>
-                        <w:t>Ingresa la C.I.</w:t>
-                      </w:r>
                     </w:p>
                   </w:txbxContent>
                 </v:textbox>
@@ -3111,12 +2785,6 @@
                                 <w:lang w:val="es-MX"/>
                               </w:rPr>
                             </w:pPr>
-                            <w:r>
-                              <w:rPr>
-                                <w:lang w:val="es-MX"/>
-                              </w:rPr>
-                              <w:t>Ingresa el parentesco.</w:t>
-                            </w:r>
                           </w:p>
                         </w:txbxContent>
                       </wps:txbx>
@@ -3135,7 +2803,7 @@
               </wp:anchor>
             </w:drawing>
           </mc:Choice>
-          <mc:Fallback xmlns:w16sdtfl="http://schemas.microsoft.com/office/word/2024/wordml/sdtformatlock" xmlns:w16du="http://schemas.microsoft.com/office/word/2023/wordml/word16du">
+          <mc:Fallback>
             <w:pict>
               <v:shape w14:anchorId="6AE83A18" id="Cuadro de texto 18" o:spid="_x0000_s1050" type="#_x0000_t202" style="position:absolute;margin-left:85.8pt;margin-top:613.8pt;width:192.6pt;height:19.8pt;z-index:251677696;visibility:visible;mso-wrap-style:square;mso-width-percent:0;mso-wrap-distance-left:9pt;mso-wrap-distance-top:0;mso-wrap-distance-right:9pt;mso-wrap-distance-bottom:0;mso-position-horizontal:absolute;mso-position-horizontal-relative:text;mso-position-vertical:absolute;mso-position-vertical-relative:text;mso-width-percent:0;mso-width-relative:margin;v-text-anchor:top" o:gfxdata="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" filled="f" stroked="f" strokeweight=".5pt">
                 <v:textbox>
@@ -3146,12 +2814,6 @@
                           <w:lang w:val="es-MX"/>
                         </w:rPr>
                       </w:pPr>
-                      <w:r>
-                        <w:rPr>
-                          <w:lang w:val="es-MX"/>
-                        </w:rPr>
-                        <w:t>Ingresa el parentesco.</w:t>
-                      </w:r>
                     </w:p>
                   </w:txbxContent>
                 </v:textbox>
@@ -3205,12 +2867,6 @@
                                 <w:lang w:val="es-MX"/>
                               </w:rPr>
                             </w:pPr>
-                            <w:r>
-                              <w:rPr>
-                                <w:lang w:val="es-MX"/>
-                              </w:rPr>
-                              <w:t>Ingresa el parentesco.</w:t>
-                            </w:r>
                           </w:p>
                         </w:txbxContent>
                       </wps:txbx>
@@ -3229,7 +2885,7 @@
               </wp:anchor>
             </w:drawing>
           </mc:Choice>
-          <mc:Fallback xmlns:w16sdtfl="http://schemas.microsoft.com/office/word/2024/wordml/sdtformatlock" xmlns:w16du="http://schemas.microsoft.com/office/word/2023/wordml/word16du">
+          <mc:Fallback>
             <w:pict>
               <v:shape w14:anchorId="0C0C5E3B" id="Cuadro de texto 15" o:spid="_x0000_s1051" type="#_x0000_t202" style="position:absolute;margin-left:87.6pt;margin-top:535.2pt;width:192.6pt;height:19.8pt;z-index:251674624;visibility:visible;mso-wrap-style:square;mso-width-percent:0;mso-wrap-distance-left:9pt;mso-wrap-distance-top:0;mso-wrap-distance-right:9pt;mso-wrap-distance-bottom:0;mso-position-horizontal:absolute;mso-position-horizontal-relative:text;mso-position-vertical:absolute;mso-position-vertical-relative:text;mso-width-percent:0;mso-width-relative:margin;v-text-anchor:top" o:gfxdata="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" filled="f" stroked="f" strokeweight=".5pt">
                 <v:textbox>
@@ -3240,12 +2896,6 @@
                           <w:lang w:val="es-MX"/>
                         </w:rPr>
                       </w:pPr>
-                      <w:r>
-                        <w:rPr>
-                          <w:lang w:val="es-MX"/>
-                        </w:rPr>
-                        <w:t>Ingresa el parentesco.</w:t>
-                      </w:r>
                     </w:p>
                   </w:txbxContent>
                 </v:textbox>
@@ -3299,12 +2949,6 @@
                                 <w:lang w:val="es-MX"/>
                               </w:rPr>
                             </w:pPr>
-                            <w:r>
-                              <w:rPr>
-                                <w:lang w:val="es-MX"/>
-                              </w:rPr>
-                              <w:t>Ingresa la C.I.</w:t>
-                            </w:r>
                           </w:p>
                         </w:txbxContent>
                       </wps:txbx>
@@ -3323,7 +2967,7 @@
               </wp:anchor>
             </w:drawing>
           </mc:Choice>
-          <mc:Fallback xmlns:w16sdtfl="http://schemas.microsoft.com/office/word/2024/wordml/sdtformatlock" xmlns:w16du="http://schemas.microsoft.com/office/word/2023/wordml/word16du">
+          <mc:Fallback>
             <w:pict>
               <v:shape w14:anchorId="5F8BF5F1" id="Cuadro de texto 16" o:spid="_x0000_s1052" type="#_x0000_t202" style="position:absolute;margin-left:291pt;margin-top:515.4pt;width:192.6pt;height:19.8pt;z-index:251675648;visibility:visible;mso-wrap-style:square;mso-width-percent:0;mso-wrap-distance-left:9pt;mso-wrap-distance-top:0;mso-wrap-distance-right:9pt;mso-wrap-distance-bottom:0;mso-position-horizontal:absolute;mso-position-horizontal-relative:text;mso-position-vertical:absolute;mso-position-vertical-relative:text;mso-width-percent:0;mso-width-relative:margin;v-text-anchor:top" o:gfxdata="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" filled="f" stroked="f" strokeweight=".5pt">
                 <v:textbox>
@@ -3334,12 +2978,6 @@
                           <w:lang w:val="es-MX"/>
                         </w:rPr>
                       </w:pPr>
-                      <w:r>
-                        <w:rPr>
-                          <w:lang w:val="es-MX"/>
-                        </w:rPr>
-                        <w:t>Ingresa la C.I.</w:t>
-                      </w:r>
                     </w:p>
                   </w:txbxContent>
                 </v:textbox>
@@ -3393,12 +3031,6 @@
                                 <w:lang w:val="es-MX"/>
                               </w:rPr>
                             </w:pPr>
-                            <w:r>
-                              <w:rPr>
-                                <w:lang w:val="es-MX"/>
-                              </w:rPr>
-                              <w:t>Ingresa el nombre completo.</w:t>
-                            </w:r>
                           </w:p>
                         </w:txbxContent>
                       </wps:txbx>
@@ -3417,7 +3049,7 @@
               </wp:anchor>
             </w:drawing>
           </mc:Choice>
-          <mc:Fallback xmlns:w16sdtfl="http://schemas.microsoft.com/office/word/2024/wordml/sdtformatlock" xmlns:w16du="http://schemas.microsoft.com/office/word/2023/wordml/word16du">
+          <mc:Fallback>
             <w:pict>
               <v:shape w14:anchorId="66A6EB3A" id="Cuadro de texto 17" o:spid="_x0000_s1053" type="#_x0000_t202" style="position:absolute;margin-left:84pt;margin-top:517.8pt;width:192.6pt;height:19.8pt;z-index:251676672;visibility:visible;mso-wrap-style:square;mso-width-percent:0;mso-wrap-distance-left:9pt;mso-wrap-distance-top:0;mso-wrap-distance-right:9pt;mso-wrap-distance-bottom:0;mso-position-horizontal:absolute;mso-position-horizontal-relative:text;mso-position-vertical:absolute;mso-position-vertical-relative:text;mso-width-percent:0;mso-width-relative:margin;v-text-anchor:top" o:gfxdata="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" filled="f" stroked="f" strokeweight=".5pt">
                 <v:textbox>
@@ -3428,12 +3060,6 @@
                           <w:lang w:val="es-MX"/>
                         </w:rPr>
                       </w:pPr>
-                      <w:r>
-                        <w:rPr>
-                          <w:lang w:val="es-MX"/>
-                        </w:rPr>
-                        <w:t>Ingresa el nombre completo.</w:t>
-                      </w:r>
                     </w:p>
                   </w:txbxContent>
                 </v:textbox>
@@ -3487,12 +3113,6 @@
                                 <w:lang w:val="es-MX"/>
                               </w:rPr>
                             </w:pPr>
-                            <w:r>
-                              <w:rPr>
-                                <w:lang w:val="es-MX"/>
-                              </w:rPr>
-                              <w:t>Ingresa la C.I.</w:t>
-                            </w:r>
                           </w:p>
                         </w:txbxContent>
                       </wps:txbx>
@@ -3511,7 +3131,7 @@
               </wp:anchor>
             </w:drawing>
           </mc:Choice>
-          <mc:Fallback xmlns:w16sdtfl="http://schemas.microsoft.com/office/word/2024/wordml/sdtformatlock" xmlns:w16du="http://schemas.microsoft.com/office/word/2023/wordml/word16du">
+          <mc:Fallback>
             <w:pict>
               <v:shape w14:anchorId="525F0F86" id="Cuadro de texto 13" o:spid="_x0000_s1054" type="#_x0000_t202" style="position:absolute;margin-left:288.6pt;margin-top:371.4pt;width:192.6pt;height:19.8pt;z-index:251672576;visibility:visible;mso-wrap-style:square;mso-width-percent:0;mso-wrap-distance-left:9pt;mso-wrap-distance-top:0;mso-wrap-distance-right:9pt;mso-wrap-distance-bottom:0;mso-position-horizontal:absolute;mso-position-horizontal-relative:text;mso-position-vertical:absolute;mso-position-vertical-relative:text;mso-width-percent:0;mso-width-relative:margin;v-text-anchor:top" o:gfxdata="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" filled="f" stroked="f" strokeweight=".5pt">
                 <v:textbox>
@@ -3522,12 +3142,6 @@
                           <w:lang w:val="es-MX"/>
                         </w:rPr>
                       </w:pPr>
-                      <w:r>
-                        <w:rPr>
-                          <w:lang w:val="es-MX"/>
-                        </w:rPr>
-                        <w:t>Ingresa la C.I.</w:t>
-                      </w:r>
                     </w:p>
                   </w:txbxContent>
                 </v:textbox>
@@ -3581,12 +3195,6 @@
                                 <w:lang w:val="es-MX"/>
                               </w:rPr>
                             </w:pPr>
-                            <w:r>
-                              <w:rPr>
-                                <w:lang w:val="es-MX"/>
-                              </w:rPr>
-                              <w:t>Ingresa el nombre completo.</w:t>
-                            </w:r>
                           </w:p>
                         </w:txbxContent>
                       </wps:txbx>
@@ -3605,7 +3213,7 @@
               </wp:anchor>
             </w:drawing>
           </mc:Choice>
-          <mc:Fallback xmlns:w16sdtfl="http://schemas.microsoft.com/office/word/2024/wordml/sdtformatlock" xmlns:w16du="http://schemas.microsoft.com/office/word/2023/wordml/word16du">
+          <mc:Fallback>
             <w:pict>
               <v:shape w14:anchorId="68C17337" id="Cuadro de texto 14" o:spid="_x0000_s1055" type="#_x0000_t202" style="position:absolute;margin-left:81.6pt;margin-top:373.8pt;width:192.6pt;height:19.8pt;z-index:251673600;visibility:visible;mso-wrap-style:square;mso-width-percent:0;mso-wrap-distance-left:9pt;mso-wrap-distance-top:0;mso-wrap-distance-right:9pt;mso-wrap-distance-bottom:0;mso-position-horizontal:absolute;mso-position-horizontal-relative:text;mso-position-vertical:absolute;mso-position-vertical-relative:text;mso-width-percent:0;mso-width-relative:margin;v-text-anchor:top" o:gfxdata="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" filled="f" stroked="f" strokeweight=".5pt">
                 <v:textbox>
@@ -3616,12 +3224,6 @@
                           <w:lang w:val="es-MX"/>
                         </w:rPr>
                       </w:pPr>
-                      <w:r>
-                        <w:rPr>
-                          <w:lang w:val="es-MX"/>
-                        </w:rPr>
-                        <w:t>Ingresa el nombre completo.</w:t>
-                      </w:r>
                     </w:p>
                   </w:txbxContent>
                 </v:textbox>
@@ -3675,12 +3277,6 @@
                                 <w:lang w:val="es-MX"/>
                               </w:rPr>
                             </w:pPr>
-                            <w:r>
-                              <w:rPr>
-                                <w:lang w:val="es-MX"/>
-                              </w:rPr>
-                              <w:t>Ingresa la C.I.</w:t>
-                            </w:r>
                           </w:p>
                         </w:txbxContent>
                       </wps:txbx>
@@ -3699,7 +3295,7 @@
               </wp:anchor>
             </w:drawing>
           </mc:Choice>
-          <mc:Fallback xmlns:w16sdtfl="http://schemas.microsoft.com/office/word/2024/wordml/sdtformatlock" xmlns:w16du="http://schemas.microsoft.com/office/word/2023/wordml/word16du">
+          <mc:Fallback>
             <w:pict>
               <v:shape w14:anchorId="4FA46AB2" id="Cuadro de texto 6" o:spid="_x0000_s1056" type="#_x0000_t202" style="position:absolute;margin-left:290.55pt;margin-top:323.95pt;width:192.6pt;height:19.8pt;z-index:251664384;visibility:visible;mso-wrap-style:square;mso-width-percent:0;mso-wrap-distance-left:9pt;mso-wrap-distance-top:0;mso-wrap-distance-right:9pt;mso-wrap-distance-bottom:0;mso-position-horizontal:absolute;mso-position-horizontal-relative:text;mso-position-vertical:absolute;mso-position-vertical-relative:text;mso-width-percent:0;mso-width-relative:margin;v-text-anchor:top" o:gfxdata="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" filled="f" stroked="f" strokeweight=".5pt">
                 <v:textbox>
@@ -3710,12 +3306,6 @@
                           <w:lang w:val="es-MX"/>
                         </w:rPr>
                       </w:pPr>
-                      <w:r>
-                        <w:rPr>
-                          <w:lang w:val="es-MX"/>
-                        </w:rPr>
-                        <w:t>Ingresa la C.I.</w:t>
-                      </w:r>
                     </w:p>
                   </w:txbxContent>
                 </v:textbox>
@@ -3769,12 +3359,6 @@
                                 <w:lang w:val="es-MX"/>
                               </w:rPr>
                             </w:pPr>
-                            <w:r>
-                              <w:rPr>
-                                <w:lang w:val="es-MX"/>
-                              </w:rPr>
-                              <w:t>Ingresa el nombre completo.</w:t>
-                            </w:r>
                           </w:p>
                         </w:txbxContent>
                       </wps:txbx>
@@ -3793,7 +3377,7 @@
               </wp:anchor>
             </w:drawing>
           </mc:Choice>
-          <mc:Fallback xmlns:w16sdtfl="http://schemas.microsoft.com/office/word/2024/wordml/sdtformatlock" xmlns:w16du="http://schemas.microsoft.com/office/word/2023/wordml/word16du">
+          <mc:Fallback>
             <w:pict>
               <v:shape w14:anchorId="54F00319" id="Cuadro de texto 7" o:spid="_x0000_s1057" type="#_x0000_t202" style="position:absolute;margin-left:83.55pt;margin-top:326.35pt;width:192.6pt;height:19.8pt;z-index:251665408;visibility:visible;mso-wrap-style:square;mso-width-percent:0;mso-wrap-distance-left:9pt;mso-wrap-distance-top:0;mso-wrap-distance-right:9pt;mso-wrap-distance-bottom:0;mso-position-horizontal:absolute;mso-position-horizontal-relative:text;mso-position-vertical:absolute;mso-position-vertical-relative:text;mso-width-percent:0;mso-width-relative:margin;v-text-anchor:top" o:gfxdata="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" filled="f" stroked="f" strokeweight=".5pt">
                 <v:textbox>
@@ -3804,12 +3388,6 @@
                           <w:lang w:val="es-MX"/>
                         </w:rPr>
                       </w:pPr>
-                      <w:r>
-                        <w:rPr>
-                          <w:lang w:val="es-MX"/>
-                        </w:rPr>
-                        <w:t>Ingresa el nombre completo.</w:t>
-                      </w:r>
                     </w:p>
                   </w:txbxContent>
                 </v:textbox>
@@ -3867,7 +3445,7 @@
                               <w:rPr>
                                 <w:lang w:val="es-MX"/>
                               </w:rPr>
-                              <w:t>Ingresa tu C.I.</w:t>
+                              <w:t>1722039953</w:t>
                             </w:r>
                           </w:p>
                         </w:txbxContent>
@@ -3887,7 +3465,7 @@
               </wp:anchor>
             </w:drawing>
           </mc:Choice>
-          <mc:Fallback xmlns:w16sdtfl="http://schemas.microsoft.com/office/word/2024/wordml/sdtformatlock" xmlns:w16du="http://schemas.microsoft.com/office/word/2023/wordml/word16du">
+          <mc:Fallback>
             <w:pict>
               <v:shape w14:anchorId="2F5F5283" id="_x0000_s1058" type="#_x0000_t202" style="position:absolute;margin-left:279.75pt;margin-top:87.55pt;width:192.6pt;height:19.8pt;z-index:251661312;visibility:visible;mso-wrap-style:square;mso-width-percent:0;mso-wrap-distance-left:9pt;mso-wrap-distance-top:0;mso-wrap-distance-right:9pt;mso-wrap-distance-bottom:0;mso-position-horizontal:absolute;mso-position-horizontal-relative:text;mso-position-vertical:absolute;mso-position-vertical-relative:text;mso-width-percent:0;mso-width-relative:margin;v-text-anchor:top" o:gfxdata="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" filled="f" stroked="f" strokeweight=".5pt">
                 <v:textbox>
@@ -3902,7 +3480,7 @@
                         <w:rPr>
                           <w:lang w:val="es-MX"/>
                         </w:rPr>
-                        <w:t>Ingresa tu C.I.</w:t>
+                        <w:t>1722039953</w:t>
                       </w:r>
                     </w:p>
                   </w:txbxContent>
@@ -4030,7 +3608,7 @@
               </wp:anchor>
             </w:drawing>
           </mc:Choice>
-          <mc:Fallback xmlns:w16sdtfl="http://schemas.microsoft.com/office/word/2024/wordml/sdtformatlock" xmlns:w16du="http://schemas.microsoft.com/office/word/2023/wordml/word16du">
+          <mc:Fallback>
             <w:pict>
               <v:shape w14:anchorId="719D765D" id="_x0000_s1059" type="#_x0000_t202" style="position:absolute;margin-left:6.45pt;margin-top:4.1pt;width:420.6pt;height:46.85pt;z-index:251755520;visibility:visible;mso-wrap-style:square;mso-width-percent:0;mso-height-percent:0;mso-wrap-distance-left:9pt;mso-wrap-distance-top:3.6pt;mso-wrap-distance-right:9pt;mso-wrap-distance-bottom:3.6pt;mso-position-horizontal:absolute;mso-position-horizontal-relative:margin;mso-position-vertical:absolute;mso-position-vertical-relative:margin;mso-width-percent:0;mso-height-percent:0;mso-width-relative:margin;mso-height-relative:margin;v-text-anchor:top" o:gfxdata="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" filled="f" stroked="f">
                 <v:textbox>
@@ -4145,7 +3723,7 @@
                               </w:rPr>
                               <w:id w:val="1501626397"/>
                               <w14:checkbox>
-                                <w14:checked w14:val="0"/>
+                                <w14:checked w14:val="1"/>
                                 <w14:checkedState w14:val="2612" w14:font="MS Gothic"/>
                                 <w14:uncheckedState w14:val="2610" w14:font="MS Gothic"/>
                               </w14:checkbox>
@@ -4167,7 +3745,7 @@
                                     <w:szCs w:val="32"/>
                                     <w:lang w:val="es-MX"/>
                                   </w:rPr>
-                                  <w:t>☐</w:t>
+                                  <w:t>☒</w:t>
                                 </w:r>
                               </w:p>
                             </w:sdtContent>
@@ -4192,7 +3770,7 @@
               </wp:anchor>
             </w:drawing>
           </mc:Choice>
-          <mc:Fallback xmlns:w16sdtfl="http://schemas.microsoft.com/office/word/2024/wordml/sdtformatlock" xmlns:w16du="http://schemas.microsoft.com/office/word/2023/wordml/word16du">
+          <mc:Fallback>
             <w:pict>
               <v:shape w14:anchorId="7BEC7F5B" id="Cuadro de texto 61" o:spid="_x0000_s1060" type="#_x0000_t202" style="position:absolute;margin-left:181.65pt;margin-top:11.75pt;width:32pt;height:30pt;z-index:251732992;visibility:visible;mso-wrap-style:square;mso-width-percent:0;mso-height-percent:0;mso-wrap-distance-left:9pt;mso-wrap-distance-top:0;mso-wrap-distance-right:9pt;mso-wrap-distance-bottom:0;mso-position-horizontal:absolute;mso-position-horizontal-relative:margin;mso-position-vertical:absolute;mso-position-vertical-relative:text;mso-width-percent:0;mso-height-percent:0;mso-width-relative:margin;mso-height-relative:margin;v-text-anchor:top" o:gfxdata="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" filled="f" stroked="f" strokeweight=".5pt">
                 <v:textbox>
@@ -4206,7 +3784,7 @@
                         </w:rPr>
                         <w:id w:val="1501626397"/>
                         <w14:checkbox>
-                          <w14:checked w14:val="0"/>
+                          <w14:checked w14:val="1"/>
                           <w14:checkedState w14:val="2612" w14:font="MS Gothic"/>
                           <w14:uncheckedState w14:val="2610" w14:font="MS Gothic"/>
                         </w14:checkbox>
@@ -4228,7 +3806,7 @@
                               <w:szCs w:val="32"/>
                               <w:lang w:val="es-MX"/>
                             </w:rPr>
-                            <w:t>☐</w:t>
+                            <w:t>☒</w:t>
                           </w:r>
                         </w:p>
                       </w:sdtContent>
@@ -4336,7 +3914,7 @@
               </wp:anchor>
             </w:drawing>
           </mc:Choice>
-          <mc:Fallback xmlns:w16sdtfl="http://schemas.microsoft.com/office/word/2024/wordml/sdtformatlock" xmlns:w16du="http://schemas.microsoft.com/office/word/2023/wordml/word16du">
+          <mc:Fallback>
             <w:pict>
               <v:shape w14:anchorId="0F37EC5D" id="Cuadro de texto 62" o:spid="_x0000_s1061" type="#_x0000_t202" style="position:absolute;margin-left:47.7pt;margin-top:12.45pt;width:27pt;height:31.5pt;z-index:251734016;visibility:visible;mso-wrap-style:square;mso-width-percent:0;mso-height-percent:0;mso-wrap-distance-left:9pt;mso-wrap-distance-top:0;mso-wrap-distance-right:9pt;mso-wrap-distance-bottom:0;mso-position-horizontal:absolute;mso-position-horizontal-relative:margin;mso-position-vertical:absolute;mso-position-vertical-relative:text;mso-width-percent:0;mso-height-percent:0;mso-width-relative:margin;mso-height-relative:margin;v-text-anchor:top" o:gfxdata="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" filled="f" stroked="f" strokeweight=".5pt">
                 <v:textbox>
@@ -4484,7 +4062,7 @@
               </wp:anchor>
             </w:drawing>
           </mc:Choice>
-          <mc:Fallback xmlns:w16sdtfl="http://schemas.microsoft.com/office/word/2024/wordml/sdtformatlock" xmlns:w16du="http://schemas.microsoft.com/office/word/2023/wordml/word16du">
+          <mc:Fallback>
             <w:pict>
               <v:shape w14:anchorId="417F28F3" id="Cuadro de texto 38" o:spid="_x0000_s1062" type="#_x0000_t202" style="position:absolute;margin-left:0;margin-top:23pt;width:488.4pt;height:39.6pt;z-index:251699200;visibility:visible;mso-wrap-style:square;mso-width-percent:0;mso-height-percent:0;mso-wrap-distance-left:9pt;mso-wrap-distance-top:0;mso-wrap-distance-right:9pt;mso-wrap-distance-bottom:0;mso-position-horizontal:center;mso-position-horizontal-relative:margin;mso-position-vertical:absolute;mso-position-vertical-relative:text;mso-width-percent:0;mso-height-percent:0;mso-width-relative:margin;mso-height-relative:margin;v-text-anchor:top" o:gfxdata="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" filled="f" stroked="f" strokeweight=".5pt">
                 <v:textbox>
@@ -4634,7 +4212,7 @@
               </wp:anchor>
             </w:drawing>
           </mc:Choice>
-          <mc:Fallback xmlns:w16sdtfl="http://schemas.microsoft.com/office/word/2024/wordml/sdtformatlock" xmlns:w16du="http://schemas.microsoft.com/office/word/2023/wordml/word16du">
+          <mc:Fallback>
             <w:pict>
               <v:shape w14:anchorId="67337C1B" id="Cuadro de texto 33" o:spid="_x0000_s1063" type="#_x0000_t202" style="position:absolute;margin-left:-46.45pt;margin-top:643.45pt;width:222.6pt;height:19.8pt;z-index:251754496;visibility:visible;mso-wrap-style:square;mso-width-percent:0;mso-height-percent:0;mso-wrap-distance-left:9pt;mso-wrap-distance-top:0;mso-wrap-distance-right:9pt;mso-wrap-distance-bottom:0;mso-position-horizontal:absolute;mso-position-horizontal-relative:text;mso-position-vertical:absolute;mso-position-vertical-relative:text;mso-width-percent:0;mso-height-percent:0;mso-width-relative:margin;mso-height-relative:margin;v-text-anchor:top" o:gfxdata="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" filled="f" stroked="f" strokeweight=".5pt">
                 <v:textbox>
@@ -4784,7 +4362,7 @@
               </wp:anchor>
             </w:drawing>
           </mc:Choice>
-          <mc:Fallback xmlns:w16sdtfl="http://schemas.microsoft.com/office/word/2024/wordml/sdtformatlock" xmlns:w16du="http://schemas.microsoft.com/office/word/2023/wordml/word16du">
+          <mc:Fallback>
             <w:pict>
               <v:shape w14:anchorId="1675762D" id="Cuadro de texto 63" o:spid="_x0000_s1064" type="#_x0000_t202" style="position:absolute;margin-left:183.1pt;margin-top:2.65pt;width:32pt;height:27pt;z-index:251736064;visibility:visible;mso-wrap-style:square;mso-width-percent:0;mso-height-percent:0;mso-wrap-distance-left:9pt;mso-wrap-distance-top:0;mso-wrap-distance-right:9pt;mso-wrap-distance-bottom:0;mso-position-horizontal:absolute;mso-position-horizontal-relative:margin;mso-position-vertical:absolute;mso-position-vertical-relative:text;mso-width-percent:0;mso-height-percent:0;mso-width-relative:margin;mso-height-relative:margin;v-text-anchor:top" o:gfxdata="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" filled="f" stroked="f" strokeweight=".5pt">
                 <v:textbox>
@@ -4881,7 +4459,7 @@
                               </w:rPr>
                               <w:id w:val="-496496554"/>
                               <w14:checkbox>
-                                <w14:checked w14:val="0"/>
+                                <w14:checked w14:val="1"/>
                                 <w14:checkedState w14:val="2612" w14:font="MS Gothic"/>
                                 <w14:uncheckedState w14:val="2610" w14:font="MS Gothic"/>
                               </w14:checkbox>
@@ -4903,7 +4481,7 @@
                                     <w:szCs w:val="32"/>
                                     <w:lang w:val="es-MX"/>
                                   </w:rPr>
-                                  <w:t>☐</w:t>
+                                  <w:t>☒</w:t>
                                 </w:r>
                               </w:p>
                             </w:sdtContent>
@@ -4928,7 +4506,7 @@
               </wp:anchor>
             </w:drawing>
           </mc:Choice>
-          <mc:Fallback xmlns:w16sdtfl="http://schemas.microsoft.com/office/word/2024/wordml/sdtformatlock" xmlns:w16du="http://schemas.microsoft.com/office/word/2023/wordml/word16du">
+          <mc:Fallback>
             <w:pict>
               <v:shape w14:anchorId="3C9B924F" id="Cuadro de texto 192" o:spid="_x0000_s1065" type="#_x0000_t202" style="position:absolute;margin-left:47.4pt;margin-top:2.5pt;width:32pt;height:27.6pt;z-index:251737088;visibility:visible;mso-wrap-style:square;mso-width-percent:0;mso-height-percent:0;mso-wrap-distance-left:9pt;mso-wrap-distance-top:0;mso-wrap-distance-right:9pt;mso-wrap-distance-bottom:0;mso-position-horizontal:absolute;mso-position-horizontal-relative:margin;mso-position-vertical:absolute;mso-position-vertical-relative:text;mso-width-percent:0;mso-height-percent:0;mso-width-relative:margin;mso-height-relative:margin;v-text-anchor:top" o:gfxdata="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" filled="f" stroked="f" strokeweight=".5pt">
                 <v:textbox>
@@ -4942,7 +4520,7 @@
                         </w:rPr>
                         <w:id w:val="-496496554"/>
                         <w14:checkbox>
-                          <w14:checked w14:val="0"/>
+                          <w14:checked w14:val="1"/>
                           <w14:checkedState w14:val="2612" w14:font="MS Gothic"/>
                           <w14:uncheckedState w14:val="2610" w14:font="MS Gothic"/>
                         </w14:checkbox>
@@ -4964,7 +4542,7 @@
                               <w:szCs w:val="32"/>
                               <w:lang w:val="es-MX"/>
                             </w:rPr>
-                            <w:t>☐</w:t>
+                            <w:t>☒</w:t>
                           </w:r>
                         </w:p>
                       </w:sdtContent>
@@ -5029,7 +4607,7 @@
                               </w:rPr>
                               <w:id w:val="484517176"/>
                               <w14:checkbox>
-                                <w14:checked w14:val="0"/>
+                                <w14:checked w14:val="1"/>
                                 <w14:checkedState w14:val="2612" w14:font="MS Gothic"/>
                                 <w14:uncheckedState w14:val="2610" w14:font="MS Gothic"/>
                               </w14:checkbox>
@@ -5051,7 +4629,7 @@
                                     <w:szCs w:val="32"/>
                                     <w:lang w:val="es-MX"/>
                                   </w:rPr>
-                                  <w:t>☐</w:t>
+                                  <w:t>☒</w:t>
                                 </w:r>
                               </w:p>
                             </w:sdtContent>
@@ -5076,7 +4654,7 @@
               </wp:anchor>
             </w:drawing>
           </mc:Choice>
-          <mc:Fallback xmlns:w16sdtfl="http://schemas.microsoft.com/office/word/2024/wordml/sdtformatlock" xmlns:w16du="http://schemas.microsoft.com/office/word/2023/wordml/word16du">
+          <mc:Fallback>
             <w:pict>
               <v:shape w14:anchorId="752C01BC" id="Cuadro de texto 194" o:spid="_x0000_s1066" type="#_x0000_t202" style="position:absolute;margin-left:46.05pt;margin-top:.25pt;width:32pt;height:33.6pt;z-index:251740160;visibility:visible;mso-wrap-style:square;mso-width-percent:0;mso-height-percent:0;mso-wrap-distance-left:9pt;mso-wrap-distance-top:0;mso-wrap-distance-right:9pt;mso-wrap-distance-bottom:0;mso-position-horizontal:absolute;mso-position-horizontal-relative:margin;mso-position-vertical:absolute;mso-position-vertical-relative:text;mso-width-percent:0;mso-height-percent:0;mso-width-relative:margin;mso-height-relative:margin;v-text-anchor:top" o:gfxdata="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" filled="f" stroked="f" strokeweight=".5pt">
                 <v:textbox>
@@ -5090,7 +4668,7 @@
                         </w:rPr>
                         <w:id w:val="484517176"/>
                         <w14:checkbox>
-                          <w14:checked w14:val="0"/>
+                          <w14:checked w14:val="1"/>
                           <w14:checkedState w14:val="2612" w14:font="MS Gothic"/>
                           <w14:uncheckedState w14:val="2610" w14:font="MS Gothic"/>
                         </w14:checkbox>
@@ -5112,7 +4690,7 @@
                               <w:szCs w:val="32"/>
                               <w:lang w:val="es-MX"/>
                             </w:rPr>
-                            <w:t>☐</w:t>
+                            <w:t>☒</w:t>
                           </w:r>
                         </w:p>
                       </w:sdtContent>
@@ -5220,7 +4798,7 @@
               </wp:anchor>
             </w:drawing>
           </mc:Choice>
-          <mc:Fallback xmlns:w16sdtfl="http://schemas.microsoft.com/office/word/2024/wordml/sdtformatlock" xmlns:w16du="http://schemas.microsoft.com/office/word/2023/wordml/word16du">
+          <mc:Fallback>
             <w:pict>
               <v:shape w14:anchorId="76DB17EF" id="Cuadro de texto 193" o:spid="_x0000_s1067" type="#_x0000_t202" style="position:absolute;margin-left:181.35pt;margin-top:.85pt;width:32pt;height:25.8pt;z-index:251739136;visibility:visible;mso-wrap-style:square;mso-width-percent:0;mso-height-percent:0;mso-wrap-distance-left:9pt;mso-wrap-distance-top:0;mso-wrap-distance-right:9pt;mso-wrap-distance-bottom:0;mso-position-horizontal:absolute;mso-position-horizontal-relative:margin;mso-position-vertical:absolute;mso-position-vertical-relative:text;mso-width-percent:0;mso-height-percent:0;mso-width-relative:margin;mso-height-relative:margin;v-text-anchor:top" o:gfxdata="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" filled="f" stroked="f" strokeweight=".5pt">
                 <v:textbox>
@@ -5327,38 +4905,21 @@
                       </wps:spPr>
                       <wps:txbx>
                         <w:txbxContent>
-                          <w:sdt>
-                            <w:sdtPr>
+                          <w:p>
+                            <w:pPr>
                               <w:rPr>
                                 <w:sz w:val="16"/>
                                 <w:szCs w:val="16"/>
                               </w:rPr>
-                              <w:id w:val="1647473596"/>
-                              <w:date>
-                                <w:dateFormat w:val="d/M/yyyy"/>
-                                <w:lid w:val="es-EC"/>
-                                <w:storeMappedDataAs w:val="dateTime"/>
-                                <w:calendar w:val="gregorian"/>
-                              </w:date>
-                            </w:sdtPr>
-                            <w:sdtContent>
-                              <w:p>
-                                <w:pPr>
-                                  <w:rPr>
-                                    <w:sz w:val="16"/>
-                                    <w:szCs w:val="16"/>
-                                  </w:rPr>
-                                </w:pPr>
-                                <w:r>
-                                  <w:rPr>
-                                    <w:sz w:val="16"/>
-                                    <w:szCs w:val="16"/>
-                                  </w:rPr>
-                                  <w:t>Ingresar fecha</w:t>
-                                </w:r>
-                              </w:p>
-                            </w:sdtContent>
-                          </w:sdt>
+                            </w:pPr>
+                            <w:r>
+                              <w:rPr>
+                                <w:sz w:val="16"/>
+                                <w:szCs w:val="16"/>
+                              </w:rPr>
+                              <w:t>08/09/2026</w:t>
+                            </w:r>
+                          </w:p>
                         </w:txbxContent>
                       </wps:txbx>
                       <wps:bodyPr rot="0" vert="horz" wrap="square" lIns="91440" tIns="45720" rIns="91440" bIns="45720" anchor="t" anchorCtr="0">
@@ -5376,43 +4937,26 @@
               </wp:anchor>
             </w:drawing>
           </mc:Choice>
-          <mc:Fallback xmlns:w16sdtfl="http://schemas.microsoft.com/office/word/2024/wordml/sdtformatlock" xmlns:w16du="http://schemas.microsoft.com/office/word/2023/wordml/word16du">
+          <mc:Fallback>
             <w:pict>
               <v:shape w14:anchorId="13174533" id="_x0000_s1068" type="#_x0000_t202" style="position:absolute;margin-left:366.15pt;margin-top:20.8pt;width:99pt;height:110.6pt;z-index:251746304;visibility:visible;mso-wrap-style:square;mso-width-percent:0;mso-height-percent:200;mso-wrap-distance-left:9pt;mso-wrap-distance-top:3.6pt;mso-wrap-distance-right:9pt;mso-wrap-distance-bottom:3.6pt;mso-position-horizontal:absolute;mso-position-horizontal-relative:text;mso-position-vertical:absolute;mso-position-vertical-relative:text;mso-width-percent:0;mso-height-percent:200;mso-width-relative:margin;mso-height-relative:margin;v-text-anchor:top" o:gfxdata="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" filled="f" stroked="f">
                 <v:textbox style="mso-fit-shape-to-text:t">
                   <w:txbxContent>
-                    <w:sdt>
-                      <w:sdtPr>
+                    <w:p>
+                      <w:pPr>
                         <w:rPr>
                           <w:sz w:val="16"/>
                           <w:szCs w:val="16"/>
                         </w:rPr>
-                        <w:id w:val="1647473596"/>
-                        <w:date>
-                          <w:dateFormat w:val="d/M/yyyy"/>
-                          <w:lid w:val="es-EC"/>
-                          <w:storeMappedDataAs w:val="dateTime"/>
-                          <w:calendar w:val="gregorian"/>
-                        </w:date>
-                      </w:sdtPr>
-                      <w:sdtContent>
-                        <w:p>
-                          <w:pPr>
-                            <w:rPr>
-                              <w:sz w:val="16"/>
-                              <w:szCs w:val="16"/>
-                            </w:rPr>
-                          </w:pPr>
-                          <w:r>
-                            <w:rPr>
-                              <w:sz w:val="16"/>
-                              <w:szCs w:val="16"/>
-                            </w:rPr>
-                            <w:t>Ingresar fecha</w:t>
-                          </w:r>
-                        </w:p>
-                      </w:sdtContent>
-                    </w:sdt>
+                      </w:pPr>
+                      <w:r>
+                        <w:rPr>
+                          <w:sz w:val="16"/>
+                          <w:szCs w:val="16"/>
+                        </w:rPr>
+                        <w:t>08/09/2026</w:t>
+                      </w:r>
+                    </w:p>
                   </w:txbxContent>
                 </v:textbox>
                 <w10:wrap type="square"/>
@@ -5523,7 +5067,7 @@
               </wp:anchor>
             </w:drawing>
           </mc:Choice>
-          <mc:Fallback xmlns:w16sdtfl="http://schemas.microsoft.com/office/word/2024/wordml/sdtformatlock" xmlns:w16du="http://schemas.microsoft.com/office/word/2023/wordml/word16du">
+          <mc:Fallback>
             <w:pict>
               <v:shape w14:anchorId="4AE100E7" id="Cuadro de texto 48" o:spid="_x0000_s1070" type="#_x0000_t202" style="position:absolute;margin-left:-29.95pt;margin-top:135.85pt;width:185.5pt;height:19.8pt;z-index:251714560;visibility:visible;mso-wrap-style:square;mso-width-percent:0;mso-height-percent:0;mso-wrap-distance-left:9pt;mso-wrap-distance-top:0;mso-wrap-distance-right:9pt;mso-wrap-distance-bottom:0;mso-position-horizontal:absolute;mso-position-horizontal-relative:text;mso-position-vertical:absolute;mso-position-vertical-relative:text;mso-width-percent:0;mso-height-percent:0;mso-width-relative:margin;mso-height-relative:margin;v-text-anchor:top" o:gfxdata="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" filled="f" stroked="f" strokeweight=".5pt">
                 <v:textbox>
@@ -5661,7 +5205,7 @@
               </wp:anchor>
             </w:drawing>
           </mc:Choice>
-          <mc:Fallback xmlns:w16sdtfl="http://schemas.microsoft.com/office/word/2024/wordml/sdtformatlock" xmlns:w16du="http://schemas.microsoft.com/office/word/2023/wordml/word16du">
+          <mc:Fallback>
             <w:pict>
               <v:shape w14:anchorId="35C9BA42" id="Cuadro de texto 33276555" o:spid="_x0000_s1071" type="#_x0000_t202" style="position:absolute;margin-left:-46.1pt;margin-top:169.9pt;width:248.2pt;height:19.8pt;z-index:251761664;visibility:visible;mso-wrap-style:square;mso-width-percent:0;mso-height-percent:0;mso-wrap-distance-left:9pt;mso-wrap-distance-top:0;mso-wrap-distance-right:9pt;mso-wrap-distance-bottom:0;mso-position-horizontal:absolute;mso-position-horizontal-relative:text;mso-position-vertical:absolute;mso-position-vertical-relative:text;mso-width-percent:0;mso-height-percent:0;mso-width-relative:margin;mso-height-relative:margin;v-text-anchor:top" o:gfxdata="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" filled="f" stroked="f" strokeweight=".5pt">
                 <v:textbox>
@@ -5808,7 +5352,7 @@
               </wp:anchor>
             </w:drawing>
           </mc:Choice>
-          <mc:Fallback xmlns:w16sdtfl="http://schemas.microsoft.com/office/word/2024/wordml/sdtformatlock" xmlns:w16du="http://schemas.microsoft.com/office/word/2023/wordml/word16du">
+          <mc:Fallback>
             <w:pict>
               <v:shape w14:anchorId="5AD63C1A" id="Cuadro de texto 1486514895" o:spid="_x0000_s1072" type="#_x0000_t202" style="position:absolute;margin-left:-33.4pt;margin-top:160.15pt;width:177.5pt;height:19.8pt;z-index:251759616;visibility:visible;mso-wrap-style:square;mso-width-percent:0;mso-height-percent:0;mso-wrap-distance-left:9pt;mso-wrap-distance-top:0;mso-wrap-distance-right:9pt;mso-wrap-distance-bottom:0;mso-position-horizontal:absolute;mso-position-horizontal-relative:text;mso-position-vertical:absolute;mso-position-vertical-relative:text;mso-width-percent:0;mso-height-percent:0;mso-width-relative:margin;mso-height-relative:margin;v-text-anchor:top" o:gfxdata="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" filled="f" stroked="f" strokeweight=".5pt">
                 <v:textbox>
@@ -5955,7 +5499,7 @@
               </wp:anchor>
             </w:drawing>
           </mc:Choice>
-          <mc:Fallback xmlns:w16sdtfl="http://schemas.microsoft.com/office/word/2024/wordml/sdtformatlock" xmlns:w16du="http://schemas.microsoft.com/office/word/2023/wordml/word16du">
+          <mc:Fallback>
             <w:pict>
               <v:shape w14:anchorId="253CFCFE" id="Cuadro de texto 51" o:spid="_x0000_s1073" type="#_x0000_t202" style="position:absolute;margin-left:-17.25pt;margin-top:148.55pt;width:203.5pt;height:19.8pt;z-index:251717632;visibility:visible;mso-wrap-style:square;mso-width-percent:0;mso-height-percent:0;mso-wrap-distance-left:9pt;mso-wrap-distance-top:0;mso-wrap-distance-right:9pt;mso-wrap-distance-bottom:0;mso-position-horizontal:absolute;mso-position-horizontal-relative:text;mso-position-vertical:absolute;mso-position-vertical-relative:text;mso-width-percent:0;mso-height-percent:0;mso-width-relative:margin;mso-height-relative:margin;v-text-anchor:top" o:gfxdata="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" filled="f" stroked="f" strokeweight=".5pt">
                 <v:textbox>
@@ -6074,7 +5618,7 @@
               </wp:anchor>
             </w:drawing>
           </mc:Choice>
-          <mc:Fallback xmlns:w16sdtfl="http://schemas.microsoft.com/office/word/2024/wordml/sdtformatlock" xmlns:w16du="http://schemas.microsoft.com/office/word/2023/wordml/word16du">
+          <mc:Fallback>
             <w:pict>
               <v:shape w14:anchorId="5BFDDACE" id="Cuadro de texto 45" o:spid="_x0000_s1074" type="#_x0000_t202" style="position:absolute;margin-left:-34.9pt;margin-top:51.55pt;width:297pt;height:19.8pt;z-index:251710464;visibility:visible;mso-wrap-style:square;mso-width-percent:0;mso-wrap-distance-left:9pt;mso-wrap-distance-top:0;mso-wrap-distance-right:9pt;mso-wrap-distance-bottom:0;mso-position-horizontal:absolute;mso-position-horizontal-relative:text;mso-position-vertical:absolute;mso-position-vertical-relative:text;mso-width-percent:0;mso-width-relative:margin;v-text-anchor:top" o:gfxdata="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" filled="f" stroked="f" strokeweight=".5pt">
                 <v:textbox>
@@ -6196,7 +5740,7 @@
               </wp:anchor>
             </w:drawing>
           </mc:Choice>
-          <mc:Fallback xmlns:w16sdtfl="http://schemas.microsoft.com/office/word/2024/wordml/sdtformatlock" xmlns:w16du="http://schemas.microsoft.com/office/word/2023/wordml/word16du">
+          <mc:Fallback>
             <w:pict>
               <v:shape w14:anchorId="6FA9B469" id="Cuadro de texto 49" o:spid="_x0000_s1075" type="#_x0000_t202" style="position:absolute;margin-left:-32.6pt;margin-top:204.85pt;width:177.5pt;height:19.8pt;z-index:251715584;visibility:visible;mso-wrap-style:square;mso-width-percent:0;mso-height-percent:0;mso-wrap-distance-left:9pt;mso-wrap-distance-top:0;mso-wrap-distance-right:9pt;mso-wrap-distance-bottom:0;mso-position-horizontal:absolute;mso-position-horizontal-relative:text;mso-position-vertical:absolute;mso-position-vertical-relative:text;mso-width-percent:0;mso-height-percent:0;mso-width-relative:margin;mso-height-relative:margin;v-text-anchor:top" o:gfxdata="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" filled="f" stroked="f" strokeweight=".5pt">
                 <v:textbox>
@@ -6264,7 +5808,7 @@
 </file>
 
 <file path=word/endnotes.xml><?xml version="1.0" encoding="utf-8"?>
-<w:endnotes xmlns:wpc="http://schemas.microsoft.com/office/word/2010/wordprocessingCanvas" xmlns:cx="http://schemas.microsoft.com/office/drawing/2014/chartex" xmlns:cx1="http://schemas.microsoft.com/office/drawing/2015/9/8/chartex" xmlns:cx2="http://schemas.microsoft.com/office/drawing/2015/10/21/chartex" xmlns:cx3="http://schemas.microsoft.com/office/drawing/2016/5/9/chartex" xmlns:cx4="http://schemas.microsoft.com/office/drawing/2016/5/10/chartex" xmlns:cx5="http://schemas.microsoft.com/office/drawing/2016/5/11/chartex" xmlns:cx6="http://schemas.microsoft.com/office/drawing/2016/5/12/chartex" xmlns:cx7="http://schemas.microsoft.com/office/drawing/2016/5/13/chartex" xmlns:cx8="http://schemas.microsoft.com/office/drawing/2016/5/14/chartex" xmlns:mc="http://schemas.openxmlformats.org/markup-compatibility/2006" xmlns:aink="http://schemas.microsoft.com/office/drawing/2016/ink" xmlns:am3d="http://schemas.microsoft.com/office/drawing/2017/model3d" xmlns:o="urn:schemas-microsoft-com:office:office" xmlns:oel="http://schemas.microsoft.com/office/2019/extlst" xmlns:r="http://schemas.openxmlformats.org/officeDocument/2006/relationships" xmlns:m="http://schemas.openxmlformats.org/officeDocument/2006/math" xmlns:v="urn:schemas-microsoft-com:vml" xmlns:wp14="http://schemas.microsoft.com/office/word/2010/wordprocessingDrawing" xmlns:wp="http://schemas.openxmlformats.org/drawingml/2006/wordprocessingDrawing" xmlns:w10="urn:schemas-microsoft-com:office:word" xmlns:w="http://schemas.openxmlformats.org/wordprocessingml/2006/main" xmlns:w14="http://schemas.microsoft.com/office/word/2010/wordml" xmlns:w15="http://schemas.microsoft.com/office/word/2012/wordml" xmlns:w16cex="http://schemas.microsoft.com/office/word/2018/wordml/cex" xmlns:w16cid="http://schemas.microsoft.com/office/word/2016/wordml/cid" xmlns:w16="http://schemas.microsoft.com/office/word/2018/wordml" xmlns:w16sdtdh="http://schemas.microsoft.com/office/word/2020/wordml/sdtdatahash" xmlns:w16se="http://schemas.microsoft.com/office/word/2015/wordml/symex" xmlns:wpg="http://schemas.microsoft.com/office/word/2010/wordprocessingGroup" xmlns:wpi="http://schemas.microsoft.com/office/word/2010/wordprocessingInk" xmlns:wne="http://schemas.microsoft.com/office/word/2006/wordml" xmlns:wps="http://schemas.microsoft.com/office/word/2010/wordprocessingShape" mc:Ignorable="w14 w15 w16se w16cid w16 w16cex w16sdtdh wp14">
+<w:endnotes xmlns:wpc="http://schemas.microsoft.com/office/word/2010/wordprocessingCanvas" xmlns:cx="http://schemas.microsoft.com/office/drawing/2014/chartex" xmlns:cx1="http://schemas.microsoft.com/office/drawing/2015/9/8/chartex" xmlns:cx2="http://schemas.microsoft.com/office/drawing/2015/10/21/chartex" xmlns:cx3="http://schemas.microsoft.com/office/drawing/2016/5/9/chartex" xmlns:cx4="http://schemas.microsoft.com/office/drawing/2016/5/10/chartex" xmlns:cx5="http://schemas.microsoft.com/office/drawing/2016/5/11/chartex" xmlns:cx6="http://schemas.microsoft.com/office/drawing/2016/5/12/chartex" xmlns:cx7="http://schemas.microsoft.com/office/drawing/2016/5/13/chartex" xmlns:cx8="http://schemas.microsoft.com/office/drawing/2016/5/14/chartex" xmlns:mc="http://schemas.openxmlformats.org/markup-compatibility/2006" xmlns:aink="http://schemas.microsoft.com/office/drawing/2016/ink" xmlns:am3d="http://schemas.microsoft.com/office/drawing/2017/model3d" xmlns:o="urn:schemas-microsoft-com:office:office" xmlns:oel="http://schemas.microsoft.com/office/2019/extlst" xmlns:r="http://schemas.openxmlformats.org/officeDocument/2006/relationships" xmlns:m="http://schemas.openxmlformats.org/officeDocument/2006/math" xmlns:v="urn:schemas-microsoft-com:vml" xmlns:wp14="http://schemas.microsoft.com/office/word/2010/wordprocessingDrawing" xmlns:wp="http://schemas.openxmlformats.org/drawingml/2006/wordprocessingDrawing" xmlns:w10="urn:schemas-microsoft-com:office:word" xmlns:w="http://schemas.openxmlformats.org/wordprocessingml/2006/main" xmlns:w14="http://schemas.microsoft.com/office/word/2010/wordml" xmlns:w15="http://schemas.microsoft.com/office/word/2012/wordml" xmlns:w16cei="http://schemas.microsoft.com/office/word/2026/wordml/cei" xmlns:w16cex="http://schemas.microsoft.com/office/word/2018/wordml/cex" xmlns:w16cid="http://schemas.microsoft.com/office/word/2016/wordml/cid" xmlns:w16="http://schemas.microsoft.com/office/word/2018/wordml" xmlns:w16du="http://schemas.microsoft.com/office/word/2023/wordml/word16du" xmlns:w16sdtdh="http://schemas.microsoft.com/office/word/2020/wordml/sdtdatahash" xmlns:w16sdtfl="http://schemas.microsoft.com/office/word/2024/wordml/sdtformatlock" xmlns:w16se="http://schemas.microsoft.com/office/word/2015/wordml/symex" xmlns:wpg="http://schemas.microsoft.com/office/word/2010/wordprocessingGroup" xmlns:wpi="http://schemas.microsoft.com/office/word/2010/wordprocessingInk" xmlns:wne="http://schemas.microsoft.com/office/word/2006/wordml" xmlns:wps="http://schemas.microsoft.com/office/word/2010/wordprocessingShape" mc:Ignorable="w14 w15 w16se w16cid w16 w16cex w16sdtdh w16sdtfl w16du wp14">
   <w:endnote w:type="separator" w:id="-1">
     <w:p>
       <w:pPr>
@@ -6289,7 +5833,7 @@
 </file>
 
 <file path=word/footnotes.xml><?xml version="1.0" encoding="utf-8"?>
-<w:footnotes xmlns:wpc="http://schemas.microsoft.com/office/word/2010/wordprocessingCanvas" xmlns:cx="http://schemas.microsoft.com/office/drawing/2014/chartex" xmlns:cx1="http://schemas.microsoft.com/office/drawing/2015/9/8/chartex" xmlns:cx2="http://schemas.microsoft.com/office/drawing/2015/10/21/chartex" xmlns:cx3="http://schemas.microsoft.com/office/drawing/2016/5/9/chartex" xmlns:cx4="http://schemas.microsoft.com/office/drawing/2016/5/10/chartex" xmlns:cx5="http://schemas.microsoft.com/office/drawing/2016/5/11/chartex" xmlns:cx6="http://schemas.microsoft.com/office/drawing/2016/5/12/chartex" xmlns:cx7="http://schemas.microsoft.com/office/drawing/2016/5/13/chartex" xmlns:cx8="http://schemas.microsoft.com/office/drawing/2016/5/14/chartex" xmlns:mc="http://schemas.openxmlformats.org/markup-compatibility/2006" xmlns:aink="http://schemas.microsoft.com/office/drawing/2016/ink" xmlns:am3d="http://schemas.microsoft.com/office/drawing/2017/model3d" xmlns:o="urn:schemas-microsoft-com:office:office" xmlns:oel="http://schemas.microsoft.com/office/2019/extlst" xmlns:r="http://schemas.openxmlformats.org/officeDocument/2006/relationships" xmlns:m="http://schemas.openxmlformats.org/officeDocument/2006/math" xmlns:v="urn:schemas-microsoft-com:vml" xmlns:wp14="http://schemas.microsoft.com/office/word/2010/wordprocessingDrawing" xmlns:wp="http://schemas.openxmlformats.org/drawingml/2006/wordprocessingDrawing" xmlns:w10="urn:schemas-microsoft-com:office:word" xmlns:w="http://schemas.openxmlformats.org/wordprocessingml/2006/main" xmlns:w14="http://schemas.microsoft.com/office/word/2010/wordml" xmlns:w15="http://schemas.microsoft.com/office/word/2012/wordml" xmlns:w16cex="http://schemas.microsoft.com/office/word/2018/wordml/cex" xmlns:w16cid="http://schemas.microsoft.com/office/word/2016/wordml/cid" xmlns:w16="http://schemas.microsoft.com/office/word/2018/wordml" xmlns:w16sdtdh="http://schemas.microsoft.com/office/word/2020/wordml/sdtdatahash" xmlns:w16se="http://schemas.microsoft.com/office/word/2015/wordml/symex" xmlns:wpg="http://schemas.microsoft.com/office/word/2010/wordprocessingGroup" xmlns:wpi="http://schemas.microsoft.com/office/word/2010/wordprocessingInk" xmlns:wne="http://schemas.microsoft.com/office/word/2006/wordml" xmlns:wps="http://schemas.microsoft.com/office/word/2010/wordprocessingShape" mc:Ignorable="w14 w15 w16se w16cid w16 w16cex w16sdtdh wp14">
+<w:footnotes xmlns:wpc="http://schemas.microsoft.com/office/word/2010/wordprocessingCanvas" xmlns:cx="http://schemas.microsoft.com/office/drawing/2014/chartex" xmlns:cx1="http://schemas.microsoft.com/office/drawing/2015/9/8/chartex" xmlns:cx2="http://schemas.microsoft.com/office/drawing/2015/10/21/chartex" xmlns:cx3="http://schemas.microsoft.com/office/drawing/2016/5/9/chartex" xmlns:cx4="http://schemas.microsoft.com/office/drawing/2016/5/10/chartex" xmlns:cx5="http://schemas.microsoft.com/office/drawing/2016/5/11/chartex" xmlns:cx6="http://schemas.microsoft.com/office/drawing/2016/5/12/chartex" xmlns:cx7="http://schemas.microsoft.com/office/drawing/2016/5/13/chartex" xmlns:cx8="http://schemas.microsoft.com/office/drawing/2016/5/14/chartex" xmlns:mc="http://schemas.openxmlformats.org/markup-compatibility/2006" xmlns:aink="http://schemas.microsoft.com/office/drawing/2016/ink" xmlns:am3d="http://schemas.microsoft.com/office/drawing/2017/model3d" xmlns:o="urn:schemas-microsoft-com:office:office" xmlns:oel="http://schemas.microsoft.com/office/2019/extlst" xmlns:r="http://schemas.openxmlformats.org/officeDocument/2006/relationships" xmlns:m="http://schemas.openxmlformats.org/officeDocument/2006/math" xmlns:v="urn:schemas-microsoft-com:vml" xmlns:wp14="http://schemas.microsoft.com/office/word/2010/wordprocessingDrawing" xmlns:wp="http://schemas.openxmlformats.org/drawingml/2006/wordprocessingDrawing" xmlns:w10="urn:schemas-microsoft-com:office:word" xmlns:w="http://schemas.openxmlformats.org/wordprocessingml/2006/main" xmlns:w14="http://schemas.microsoft.com/office/word/2010/wordml" xmlns:w15="http://schemas.microsoft.com/office/word/2012/wordml" xmlns:w16cei="http://schemas.microsoft.com/office/word/2026/wordml/cei" xmlns:w16cex="http://schemas.microsoft.com/office/word/2018/wordml/cex" xmlns:w16cid="http://schemas.microsoft.com/office/word/2016/wordml/cid" xmlns:w16="http://schemas.microsoft.com/office/word/2018/wordml" xmlns:w16du="http://schemas.microsoft.com/office/word/2023/wordml/word16du" xmlns:w16sdtdh="http://schemas.microsoft.com/office/word/2020/wordml/sdtdatahash" xmlns:w16sdtfl="http://schemas.microsoft.com/office/word/2024/wordml/sdtformatlock" xmlns:w16se="http://schemas.microsoft.com/office/word/2015/wordml/symex" xmlns:wpg="http://schemas.microsoft.com/office/word/2010/wordprocessingGroup" xmlns:wpi="http://schemas.microsoft.com/office/word/2010/wordprocessingInk" xmlns:wne="http://schemas.microsoft.com/office/word/2006/wordml" xmlns:wps="http://schemas.microsoft.com/office/word/2010/wordprocessingShape" mc:Ignorable="w14 w15 w16se w16cid w16 w16cex w16sdtdh w16sdtfl w16du wp14">
   <w:footnote w:type="separator" w:id="-1">
     <w:p>
       <w:pPr>
@@ -6314,7 +5858,7 @@
 </file>
 
 <file path=word/header1.xml><?xml version="1.0" encoding="utf-8"?>
-<w:hdr xmlns:wpc="http://schemas.microsoft.com/office/word/2010/wordprocessingCanvas" xmlns:cx="http://schemas.microsoft.com/office/drawing/2014/chartex" xmlns:cx1="http://schemas.microsoft.com/office/drawing/2015/9/8/chartex" xmlns:cx2="http://schemas.microsoft.com/office/drawing/2015/10/21/chartex" xmlns:cx3="http://schemas.microsoft.com/office/drawing/2016/5/9/chartex" xmlns:cx4="http://schemas.microsoft.com/office/drawing/2016/5/10/chartex" xmlns:cx5="http://schemas.microsoft.com/office/drawing/2016/5/11/chartex" xmlns:cx6="http://schemas.microsoft.com/office/drawing/2016/5/12/chartex" xmlns:cx7="http://schemas.microsoft.com/office/drawing/2016/5/13/chartex" xmlns:cx8="http://schemas.microsoft.com/office/drawing/2016/5/14/chartex" xmlns:mc="http://schemas.openxmlformats.org/markup-compatibility/2006" xmlns:aink="http://schemas.microsoft.com/office/drawing/2016/ink" xmlns:am3d="http://schemas.microsoft.com/office/drawing/2017/model3d" xmlns:o="urn:schemas-microsoft-com:office:office" xmlns:oel="http://schemas.microsoft.com/office/2019/extlst" xmlns:r="http://schemas.openxmlformats.org/officeDocument/2006/relationships" xmlns:m="http://schemas.openxmlformats.org/officeDocument/2006/math" xmlns:v="urn:schemas-microsoft-com:vml" xmlns:wp14="http://schemas.microsoft.com/office/word/2010/wordprocessingDrawing" xmlns:wp="http://schemas.openxmlformats.org/drawingml/2006/wordprocessingDrawing" xmlns:w10="urn:schemas-microsoft-com:office:word" xmlns:w="http://schemas.openxmlformats.org/wordprocessingml/2006/main" xmlns:w14="http://schemas.microsoft.com/office/word/2010/wordml" xmlns:w15="http://schemas.microsoft.com/office/word/2012/wordml" xmlns:w16cex="http://schemas.microsoft.com/office/word/2018/wordml/cex" xmlns:w16cid="http://schemas.microsoft.com/office/word/2016/wordml/cid" xmlns:w16="http://schemas.microsoft.com/office/word/2018/wordml" xmlns:w16sdtdh="http://schemas.microsoft.com/office/word/2020/wordml/sdtdatahash" xmlns:w16se="http://schemas.microsoft.com/office/word/2015/wordml/symex" xmlns:wpg="http://schemas.microsoft.com/office/word/2010/wordprocessingGroup" xmlns:wpi="http://schemas.microsoft.com/office/word/2010/wordprocessingInk" xmlns:wne="http://schemas.microsoft.com/office/word/2006/wordml" xmlns:wps="http://schemas.microsoft.com/office/word/2010/wordprocessingShape" mc:Ignorable="w14 w15 w16se w16cid w16 w16cex w16sdtdh wp14">
+<w:hdr xmlns:wpc="http://schemas.microsoft.com/office/word/2010/wordprocessingCanvas" xmlns:cx="http://schemas.microsoft.com/office/drawing/2014/chartex" xmlns:cx1="http://schemas.microsoft.com/office/drawing/2015/9/8/chartex" xmlns:cx2="http://schemas.microsoft.com/office/drawing/2015/10/21/chartex" xmlns:cx3="http://schemas.microsoft.com/office/drawing/2016/5/9/chartex" xmlns:cx4="http://schemas.microsoft.com/office/drawing/2016/5/10/chartex" xmlns:cx5="http://schemas.microsoft.com/office/drawing/2016/5/11/chartex" xmlns:cx6="http://schemas.microsoft.com/office/drawing/2016/5/12/chartex" xmlns:cx7="http://schemas.microsoft.com/office/drawing/2016/5/13/chartex" xmlns:cx8="http://schemas.microsoft.com/office/drawing/2016/5/14/chartex" xmlns:mc="http://schemas.openxmlformats.org/markup-compatibility/2006" xmlns:aink="http://schemas.microsoft.com/office/drawing/2016/ink" xmlns:am3d="http://schemas.microsoft.com/office/drawing/2017/model3d" xmlns:o="urn:schemas-microsoft-com:office:office" xmlns:oel="http://schemas.microsoft.com/office/2019/extlst" xmlns:r="http://schemas.openxmlformats.org/officeDocument/2006/relationships" xmlns:m="http://schemas.openxmlformats.org/officeDocument/2006/math" xmlns:v="urn:schemas-microsoft-com:vml" xmlns:wp14="http://schemas.microsoft.com/office/word/2010/wordprocessingDrawing" xmlns:wp="http://schemas.openxmlformats.org/drawingml/2006/wordprocessingDrawing" xmlns:w10="urn:schemas-microsoft-com:office:word" xmlns:w="http://schemas.openxmlformats.org/wordprocessingml/2006/main" xmlns:w14="http://schemas.microsoft.com/office/word/2010/wordml" xmlns:w15="http://schemas.microsoft.com/office/word/2012/wordml" xmlns:w16cei="http://schemas.microsoft.com/office/word/2026/wordml/cei" xmlns:w16cex="http://schemas.microsoft.com/office/word/2018/wordml/cex" xmlns:w16cid="http://schemas.microsoft.com/office/word/2016/wordml/cid" xmlns:w16="http://schemas.microsoft.com/office/word/2018/wordml" xmlns:w16du="http://schemas.microsoft.com/office/word/2023/wordml/word16du" xmlns:w16sdtdh="http://schemas.microsoft.com/office/word/2020/wordml/sdtdatahash" xmlns:w16sdtfl="http://schemas.microsoft.com/office/word/2024/wordml/sdtformatlock" xmlns:w16se="http://schemas.microsoft.com/office/word/2015/wordml/symex" xmlns:wpg="http://schemas.microsoft.com/office/word/2010/wordprocessingGroup" xmlns:wpi="http://schemas.microsoft.com/office/word/2010/wordprocessingInk" xmlns:wne="http://schemas.microsoft.com/office/word/2006/wordml" xmlns:wps="http://schemas.microsoft.com/office/word/2010/wordprocessingShape" mc:Ignorable="w14 w15 w16se w16cid w16 w16cex w16sdtdh w16sdtfl w16du wp14">
   <w:p>
     <w:pPr>
       <w:pStyle w:val="Encabezado"/>
@@ -6391,7 +5935,7 @@
 </file>
 
 <file path=word/header2.xml><?xml version="1.0" encoding="utf-8"?>
-<w:hdr xmlns:wpc="http://schemas.microsoft.com/office/word/2010/wordprocessingCanvas" xmlns:cx="http://schemas.microsoft.com/office/drawing/2014/chartex" xmlns:cx1="http://schemas.microsoft.com/office/drawing/2015/9/8/chartex" xmlns:cx2="http://schemas.microsoft.com/office/drawing/2015/10/21/chartex" xmlns:cx3="http://schemas.microsoft.com/office/drawing/2016/5/9/chartex" xmlns:cx4="http://schemas.microsoft.com/office/drawing/2016/5/10/chartex" xmlns:cx5="http://schemas.microsoft.com/office/drawing/2016/5/11/chartex" xmlns:cx6="http://schemas.microsoft.com/office/drawing/2016/5/12/chartex" xmlns:cx7="http://schemas.microsoft.com/office/drawing/2016/5/13/chartex" xmlns:cx8="http://schemas.microsoft.com/office/drawing/2016/5/14/chartex" xmlns:mc="http://schemas.openxmlformats.org/markup-compatibility/2006" xmlns:aink="http://schemas.microsoft.com/office/drawing/2016/ink" xmlns:am3d="http://schemas.microsoft.com/office/drawing/2017/model3d" xmlns:o="urn:schemas-microsoft-com:office:office" xmlns:oel="http://schemas.microsoft.com/office/2019/extlst" xmlns:r="http://schemas.openxmlformats.org/officeDocument/2006/relationships" xmlns:m="http://schemas.openxmlformats.org/officeDocument/2006/math" xmlns:v="urn:schemas-microsoft-com:vml" xmlns:wp14="http://schemas.microsoft.com/office/word/2010/wordprocessingDrawing" xmlns:wp="http://schemas.openxmlformats.org/drawingml/2006/wordprocessingDrawing" xmlns:w10="urn:schemas-microsoft-com:office:word" xmlns:w="http://schemas.openxmlformats.org/wordprocessingml/2006/main" xmlns:w14="http://schemas.microsoft.com/office/word/2010/wordml" xmlns:w15="http://schemas.microsoft.com/office/word/2012/wordml" xmlns:w16cex="http://schemas.microsoft.com/office/word/2018/wordml/cex" xmlns:w16cid="http://schemas.microsoft.com/office/word/2016/wordml/cid" xmlns:w16="http://schemas.microsoft.com/office/word/2018/wordml" xmlns:w16sdtdh="http://schemas.microsoft.com/office/word/2020/wordml/sdtdatahash" xmlns:w16se="http://schemas.microsoft.com/office/word/2015/wordml/symex" xmlns:wpg="http://schemas.microsoft.com/office/word/2010/wordprocessingGroup" xmlns:wpi="http://schemas.microsoft.com/office/word/2010/wordprocessingInk" xmlns:wne="http://schemas.microsoft.com/office/word/2006/wordml" xmlns:wps="http://schemas.microsoft.com/office/word/2010/wordprocessingShape" mc:Ignorable="w14 w15 w16se w16cid w16 w16cex w16sdtdh wp14">
+<w:hdr xmlns:wpc="http://schemas.microsoft.com/office/word/2010/wordprocessingCanvas" xmlns:cx="http://schemas.microsoft.com/office/drawing/2014/chartex" xmlns:cx1="http://schemas.microsoft.com/office/drawing/2015/9/8/chartex" xmlns:cx2="http://schemas.microsoft.com/office/drawing/2015/10/21/chartex" xmlns:cx3="http://schemas.microsoft.com/office/drawing/2016/5/9/chartex" xmlns:cx4="http://schemas.microsoft.com/office/drawing/2016/5/10/chartex" xmlns:cx5="http://schemas.microsoft.com/office/drawing/2016/5/11/chartex" xmlns:cx6="http://schemas.microsoft.com/office/drawing/2016/5/12/chartex" xmlns:cx7="http://schemas.microsoft.com/office/drawing/2016/5/13/chartex" xmlns:cx8="http://schemas.microsoft.com/office/drawing/2016/5/14/chartex" xmlns:mc="http://schemas.openxmlformats.org/markup-compatibility/2006" xmlns:aink="http://schemas.microsoft.com/office/drawing/2016/ink" xmlns:am3d="http://schemas.microsoft.com/office/drawing/2017/model3d" xmlns:o="urn:schemas-microsoft-com:office:office" xmlns:oel="http://schemas.microsoft.com/office/2019/extlst" xmlns:r="http://schemas.openxmlformats.org/officeDocument/2006/relationships" xmlns:m="http://schemas.openxmlformats.org/officeDocument/2006/math" xmlns:v="urn:schemas-microsoft-com:vml" xmlns:wp14="http://schemas.microsoft.com/office/word/2010/wordprocessingDrawing" xmlns:wp="http://schemas.openxmlformats.org/drawingml/2006/wordprocessingDrawing" xmlns:w10="urn:schemas-microsoft-com:office:word" xmlns:w="http://schemas.openxmlformats.org/wordprocessingml/2006/main" xmlns:w14="http://schemas.microsoft.com/office/word/2010/wordml" xmlns:w15="http://schemas.microsoft.com/office/word/2012/wordml" xmlns:w16cei="http://schemas.microsoft.com/office/word/2026/wordml/cei" xmlns:w16cex="http://schemas.microsoft.com/office/word/2018/wordml/cex" xmlns:w16cid="http://schemas.microsoft.com/office/word/2016/wordml/cid" xmlns:w16="http://schemas.microsoft.com/office/word/2018/wordml" xmlns:w16du="http://schemas.microsoft.com/office/word/2023/wordml/word16du" xmlns:w16sdtdh="http://schemas.microsoft.com/office/word/2020/wordml/sdtdatahash" xmlns:w16sdtfl="http://schemas.microsoft.com/office/word/2024/wordml/sdtformatlock" xmlns:w16se="http://schemas.microsoft.com/office/word/2015/wordml/symex" xmlns:wpg="http://schemas.microsoft.com/office/word/2010/wordprocessingGroup" xmlns:wpi="http://schemas.microsoft.com/office/word/2010/wordprocessingInk" xmlns:wne="http://schemas.microsoft.com/office/word/2006/wordml" xmlns:wps="http://schemas.microsoft.com/office/word/2010/wordprocessingShape" mc:Ignorable="w14 w15 w16se w16cid w16 w16cex w16sdtdh w16sdtfl w16du wp14">
   <w:p>
     <w:pPr>
       <w:pStyle w:val="Encabezado"/>
@@ -6474,7 +6018,7 @@
 </file>
 
 <file path=word/styles.xml><?xml version="1.0" encoding="utf-8"?>
-<w:styles xmlns:mc="http://schemas.openxmlformats.org/markup-compatibility/2006" xmlns:r="http://schemas.openxmlformats.org/officeDocument/2006/relationships" xmlns:w="http://schemas.openxmlformats.org/wordprocessingml/2006/main" xmlns:w14="http://schemas.microsoft.com/office/word/2010/wordml" xmlns:w15="http://schemas.microsoft.com/office/word/2012/wordml" xmlns:w16cex="http://schemas.microsoft.com/office/word/2018/wordml/cex" xmlns:w16cid="http://schemas.microsoft.com/office/word/2016/wordml/cid" xmlns:w16="http://schemas.microsoft.com/office/word/2018/wordml" xmlns:w16sdtdh="http://schemas.microsoft.com/office/word/2020/wordml/sdtdatahash" xmlns:w16se="http://schemas.microsoft.com/office/word/2015/wordml/symex" mc:Ignorable="w14 w15 w16se w16cid w16 w16cex w16sdtdh">
+<w:styles xmlns:mc="http://schemas.openxmlformats.org/markup-compatibility/2006" xmlns:r="http://schemas.openxmlformats.org/officeDocument/2006/relationships" xmlns:w="http://schemas.openxmlformats.org/wordprocessingml/2006/main" xmlns:w14="http://schemas.microsoft.com/office/word/2010/wordml" xmlns:w15="http://schemas.microsoft.com/office/word/2012/wordml" xmlns:w16cex="http://schemas.microsoft.com/office/word/2018/wordml/cex" xmlns:w16cid="http://schemas.microsoft.com/office/word/2016/wordml/cid" xmlns:w16="http://schemas.microsoft.com/office/word/2018/wordml" xmlns:w16du="http://schemas.microsoft.com/office/word/2023/wordml/word16du" xmlns:w16sdtdh="http://schemas.microsoft.com/office/word/2020/wordml/sdtdatahash" xmlns:w16sdtfl="http://schemas.microsoft.com/office/word/2024/wordml/sdtformatlock" xmlns:w16se="http://schemas.microsoft.com/office/word/2015/wordml/symex" mc:Ignorable="w14 w15 w16se w16cid w16 w16cex w16sdtdh w16sdtfl w16du">
   <w:docDefaults>
     <w:rPrDefault>
       <w:rPr>
